--- a/lab4/LR4.docx
+++ b/lab4/LR4.docx
@@ -15,6 +15,7 @@
       <w:r>
         <w:rPr>
           <w:rStyle w:val="Strong"/>
+          <w:rFonts w:ascii="CaskaydiaMono NFP SemiBold" w:hAnsi="CaskaydiaMono NFP SemiBold"/>
           <w:sz w:val="26"/>
           <w:szCs w:val="26"/>
         </w:rPr>
@@ -24,15 +25,15 @@
     <w:p>
       <w:pPr>
         <w:pStyle w:val="Heading3"/>
-        <w:rPr/>
-      </w:pPr>
-      <w:r>
-        <w:rPr/>
-        <w:t>П</w:t>
-      </w:r>
-      <w:r>
-        <w:rPr/>
-        <w:t>лан роботи:</w:t>
+        <w:rPr>
+          <w:rFonts w:ascii="CaskaydiaMono NFP SemiBold" w:hAnsi="CaskaydiaMono NFP SemiBold"/>
+        </w:rPr>
+      </w:pPr>
+      <w:r>
+        <w:rPr>
+          <w:rFonts w:ascii="CaskaydiaMono NFP SemiBold" w:hAnsi="CaskaydiaMono NFP SemiBold"/>
+        </w:rPr>
+        <w:t>План роботи:</w:t>
       </w:r>
     </w:p>
     <w:p>
@@ -47,10 +48,14 @@
           <w:tab w:val="left" w:pos="0" w:leader="none"/>
         </w:tabs>
         <w:ind w:hanging="283" w:left="709"/>
-        <w:rPr/>
-      </w:pPr>
-      <w:r>
-        <w:rPr/>
+        <w:rPr>
+          <w:rFonts w:ascii="CaskaydiaMono NFP SemiBold" w:hAnsi="CaskaydiaMono NFP SemiBold"/>
+        </w:rPr>
+      </w:pPr>
+      <w:r>
+        <w:rPr>
+          <w:rFonts w:ascii="CaskaydiaMono NFP SemiBold" w:hAnsi="CaskaydiaMono NFP SemiBold"/>
+        </w:rPr>
         <w:t>Створено TCP-сокет та налаштовано слухання на всіх інтерфейсах (0.0.0.0) на порту 8000.</w:t>
       </w:r>
     </w:p>
@@ -66,10 +71,14 @@
           <w:tab w:val="left" w:pos="0" w:leader="none"/>
         </w:tabs>
         <w:ind w:hanging="283" w:left="709"/>
-        <w:rPr/>
-      </w:pPr>
-      <w:r>
-        <w:rPr/>
+        <w:rPr>
+          <w:rFonts w:ascii="CaskaydiaMono NFP SemiBold" w:hAnsi="CaskaydiaMono NFP SemiBold"/>
+        </w:rPr>
+      </w:pPr>
+      <w:r>
+        <w:rPr>
+          <w:rFonts w:ascii="CaskaydiaMono NFP SemiBold" w:hAnsi="CaskaydiaMono NFP SemiBold"/>
+        </w:rPr>
         <w:t>Додано підтримку багатопотокової роботи (threading.Thread).</w:t>
       </w:r>
     </w:p>
@@ -85,10 +94,14 @@
           <w:tab w:val="left" w:pos="0" w:leader="none"/>
         </w:tabs>
         <w:ind w:hanging="283" w:left="709"/>
-        <w:rPr/>
-      </w:pPr>
-      <w:r>
-        <w:rPr/>
+        <w:rPr>
+          <w:rFonts w:ascii="CaskaydiaMono NFP SemiBold" w:hAnsi="CaskaydiaMono NFP SemiBold"/>
+        </w:rPr>
+      </w:pPr>
+      <w:r>
+        <w:rPr>
+          <w:rFonts w:ascii="CaskaydiaMono NFP SemiBold" w:hAnsi="CaskaydiaMono NFP SemiBold"/>
+        </w:rPr>
         <w:t>Реалізовано розбір HTTP-запитів у форматі "VERB URI HTTPVERSION".</w:t>
       </w:r>
     </w:p>
@@ -104,10 +117,14 @@
           <w:tab w:val="left" w:pos="0" w:leader="none"/>
         </w:tabs>
         <w:ind w:hanging="283" w:left="709"/>
-        <w:rPr/>
-      </w:pPr>
-      <w:r>
-        <w:rPr/>
+        <w:rPr>
+          <w:rFonts w:ascii="CaskaydiaMono NFP SemiBold" w:hAnsi="CaskaydiaMono NFP SemiBold"/>
+        </w:rPr>
+      </w:pPr>
+      <w:r>
+        <w:rPr>
+          <w:rFonts w:ascii="CaskaydiaMono NFP SemiBold" w:hAnsi="CaskaydiaMono NFP SemiBold"/>
+        </w:rPr>
         <w:t>Обробляються лише GET-запити. Інші способи (наприклад POST) виключено і отримують 405.</w:t>
       </w:r>
     </w:p>
@@ -123,10 +140,14 @@
           <w:tab w:val="left" w:pos="0" w:leader="none"/>
         </w:tabs>
         <w:ind w:hanging="283" w:left="709"/>
-        <w:rPr/>
-      </w:pPr>
-      <w:r>
-        <w:rPr/>
+        <w:rPr>
+          <w:rFonts w:ascii="CaskaydiaMono NFP SemiBold" w:hAnsi="CaskaydiaMono NFP SemiBold"/>
+        </w:rPr>
+      </w:pPr>
+      <w:r>
+        <w:rPr>
+          <w:rFonts w:ascii="CaskaydiaMono NFP SemiBold" w:hAnsi="CaskaydiaMono NFP SemiBold"/>
+        </w:rPr>
         <w:t>При запиті на "/" віддається index.html.</w:t>
       </w:r>
     </w:p>
@@ -142,10 +163,14 @@
           <w:tab w:val="left" w:pos="0" w:leader="none"/>
         </w:tabs>
         <w:ind w:hanging="283" w:left="709"/>
-        <w:rPr/>
-      </w:pPr>
-      <w:r>
-        <w:rPr/>
+        <w:rPr>
+          <w:rFonts w:ascii="CaskaydiaMono NFP SemiBold" w:hAnsi="CaskaydiaMono NFP SemiBold"/>
+        </w:rPr>
+      </w:pPr>
+      <w:r>
+        <w:rPr>
+          <w:rFonts w:ascii="CaskaydiaMono NFP SemiBold" w:hAnsi="CaskaydiaMono NFP SemiBold"/>
+        </w:rPr>
         <w:t>Якщо запитується існуючий файл, відповідь містить Content-Type та Content-Length.</w:t>
       </w:r>
     </w:p>
@@ -161,10 +186,14 @@
           <w:tab w:val="left" w:pos="0" w:leader="none"/>
         </w:tabs>
         <w:ind w:hanging="283" w:left="709"/>
-        <w:rPr/>
-      </w:pPr>
-      <w:r>
-        <w:rPr/>
+        <w:rPr>
+          <w:rFonts w:ascii="CaskaydiaMono NFP SemiBold" w:hAnsi="CaskaydiaMono NFP SemiBold"/>
+        </w:rPr>
+      </w:pPr>
+      <w:r>
+        <w:rPr>
+          <w:rFonts w:ascii="CaskaydiaMono NFP SemiBold" w:hAnsi="CaskaydiaMono NFP SemiBold"/>
+        </w:rPr>
         <w:t>Якщо файлу нема, віддається відповідь 404 Not Found.</w:t>
       </w:r>
     </w:p>
@@ -180,29 +209,41 @@
           <w:tab w:val="left" w:pos="0" w:leader="none"/>
         </w:tabs>
         <w:ind w:hanging="283" w:left="709"/>
-        <w:rPr/>
-      </w:pPr>
-      <w:r>
-        <w:rPr/>
+        <w:rPr>
+          <w:rFonts w:ascii="CaskaydiaMono NFP SemiBold" w:hAnsi="CaskaydiaMono NFP SemiBold"/>
+        </w:rPr>
+      </w:pPr>
+      <w:r>
+        <w:rPr>
+          <w:rFonts w:ascii="CaskaydiaMono NFP SemiBold" w:hAnsi="CaskaydiaMono NFP SemiBold"/>
+        </w:rPr>
         <w:t>Відповіді сервера форматовані згідно HTTP/1.1 і містять правильні заголовки.</w:t>
       </w:r>
     </w:p>
     <w:p>
       <w:pPr>
         <w:pStyle w:val="HorizontalLine"/>
-        <w:rPr/>
-      </w:pPr>
-      <w:r>
-        <w:rPr/>
+        <w:rPr>
+          <w:rFonts w:ascii="CaskaydiaMono NFP SemiBold" w:hAnsi="CaskaydiaMono NFP SemiBold"/>
+        </w:rPr>
+      </w:pPr>
+      <w:r>
+        <w:rPr>
+          <w:rFonts w:ascii="CaskaydiaMono NFP SemiBold" w:hAnsi="CaskaydiaMono NFP SemiBold"/>
+        </w:rPr>
       </w:r>
     </w:p>
     <w:p>
       <w:pPr>
         <w:pStyle w:val="Heading3"/>
-        <w:rPr/>
-      </w:pPr>
-      <w:r>
-        <w:rPr/>
+        <w:rPr>
+          <w:rFonts w:ascii="CaskaydiaMono NFP SemiBold" w:hAnsi="CaskaydiaMono NFP SemiBold"/>
+        </w:rPr>
+      </w:pPr>
+      <w:r>
+        <w:rPr>
+          <w:rFonts w:ascii="CaskaydiaMono NFP SemiBold" w:hAnsi="CaskaydiaMono NFP SemiBold"/>
+        </w:rPr>
         <w:t>Код сервера (server.py):</w:t>
       </w:r>
     </w:p>
@@ -296,7 +337,13 @@
         <w:rPr>
           <w:rStyle w:val="SourceText"/>
         </w:rPr>
-        <w:t>PORT = 8000</w:t>
+        <w:t>PORT = 80</w:t>
+      </w:r>
+      <w:r>
+        <w:rPr>
+          <w:rStyle w:val="SourceText"/>
+        </w:rPr>
+        <w:t>00</w:t>
       </w:r>
     </w:p>
     <w:p>
@@ -1536,19 +1583,27 @@
     <w:p>
       <w:pPr>
         <w:pStyle w:val="HorizontalLine"/>
-        <w:rPr/>
-      </w:pPr>
-      <w:r>
-        <w:rPr/>
+        <w:rPr>
+          <w:rFonts w:ascii="CaskaydiaMono NFP SemiBold" w:hAnsi="CaskaydiaMono NFP SemiBold"/>
+        </w:rPr>
+      </w:pPr>
+      <w:r>
+        <w:rPr>
+          <w:rFonts w:ascii="CaskaydiaMono NFP SemiBold" w:hAnsi="CaskaydiaMono NFP SemiBold"/>
+        </w:rPr>
       </w:r>
     </w:p>
     <w:p>
       <w:pPr>
         <w:pStyle w:val="Heading3"/>
-        <w:rPr/>
-      </w:pPr>
-      <w:r>
-        <w:rPr/>
+        <w:rPr>
+          <w:rFonts w:ascii="CaskaydiaMono NFP SemiBold" w:hAnsi="CaskaydiaMono NFP SemiBold"/>
+        </w:rPr>
+      </w:pPr>
+      <w:r>
+        <w:rPr>
+          <w:rFonts w:ascii="CaskaydiaMono NFP SemiBold" w:hAnsi="CaskaydiaMono NFP SemiBold"/>
+        </w:rPr>
         <w:t>Структура каталогу:</w:t>
       </w:r>
     </w:p>
@@ -1560,6 +1615,7 @@
       <w:r>
         <w:rPr>
           <w:rStyle w:val="SourceText"/>
+          <w:rFonts w:ascii="CaskaydiaMono NFP SemiBold" w:hAnsi="CaskaydiaMono NFP SemiBold"/>
         </w:rPr>
         <w:t>.</w:t>
       </w:r>
@@ -1572,12 +1628,14 @@
       <w:r>
         <w:rPr>
           <w:rStyle w:val="SourceText"/>
+          <w:rFonts w:ascii="CaskaydiaMono NFP SemiBold" w:hAnsi="CaskaydiaMono NFP SemiBold"/>
         </w:rPr>
         <w:t xml:space="preserve">├── </w:t>
       </w:r>
       <w:r>
         <w:rPr>
           <w:rStyle w:val="SourceText"/>
+          <w:rFonts w:ascii="CaskaydiaMono NFP SemiBold" w:hAnsi="CaskaydiaMono NFP SemiBold"/>
         </w:rPr>
         <w:t>index.html</w:t>
       </w:r>
@@ -1590,12 +1648,14 @@
       <w:r>
         <w:rPr>
           <w:rStyle w:val="SourceText"/>
+          <w:rFonts w:ascii="CaskaydiaMono NFP SemiBold" w:hAnsi="CaskaydiaMono NFP SemiBold"/>
         </w:rPr>
         <w:t xml:space="preserve">├── </w:t>
       </w:r>
       <w:r>
         <w:rPr>
           <w:rStyle w:val="SourceText"/>
+          <w:rFonts w:ascii="CaskaydiaMono NFP SemiBold" w:hAnsi="CaskaydiaMono NFP SemiBold"/>
         </w:rPr>
         <w:t>kotick.jpg</w:t>
       </w:r>
@@ -1608,12 +1668,14 @@
       <w:r>
         <w:rPr>
           <w:rStyle w:val="SourceText"/>
+          <w:rFonts w:ascii="CaskaydiaMono NFP SemiBold" w:hAnsi="CaskaydiaMono NFP SemiBold"/>
         </w:rPr>
         <w:t xml:space="preserve">├── </w:t>
       </w:r>
       <w:r>
         <w:rPr>
           <w:rStyle w:val="SourceText"/>
+          <w:rFonts w:ascii="CaskaydiaMono NFP SemiBold" w:hAnsi="CaskaydiaMono NFP SemiBold"/>
         </w:rPr>
         <w:t>LR4.docx</w:t>
       </w:r>
@@ -1627,12 +1689,14 @@
       <w:r>
         <w:rPr>
           <w:rStyle w:val="SourceText"/>
+          <w:rFonts w:ascii="CaskaydiaMono NFP SemiBold" w:hAnsi="CaskaydiaMono NFP SemiBold"/>
         </w:rPr>
         <w:t xml:space="preserve">└── </w:t>
       </w:r>
       <w:r>
         <w:rPr>
           <w:rStyle w:val="SourceText"/>
+          <w:rFonts w:ascii="CaskaydiaMono NFP SemiBold" w:hAnsi="CaskaydiaMono NFP SemiBold"/>
         </w:rPr>
         <w:t>server.py</w:t>
       </w:r>
@@ -1640,29 +1704,41 @@
     <w:p>
       <w:pPr>
         <w:pStyle w:val="HorizontalLine"/>
-        <w:rPr/>
-      </w:pPr>
-      <w:r>
-        <w:rPr/>
+        <w:rPr>
+          <w:rFonts w:ascii="CaskaydiaMono NFP SemiBold" w:hAnsi="CaskaydiaMono NFP SemiBold"/>
+        </w:rPr>
+      </w:pPr>
+      <w:r>
+        <w:rPr>
+          <w:rFonts w:ascii="CaskaydiaMono NFP SemiBold" w:hAnsi="CaskaydiaMono NFP SemiBold"/>
+        </w:rPr>
       </w:r>
     </w:p>
     <w:p>
       <w:pPr>
         <w:pStyle w:val="Heading3"/>
-        <w:rPr/>
-      </w:pPr>
-      <w:r>
-        <w:rPr/>
+        <w:rPr>
+          <w:rFonts w:ascii="CaskaydiaMono NFP SemiBold" w:hAnsi="CaskaydiaMono NFP SemiBold"/>
+        </w:rPr>
+      </w:pPr>
+      <w:r>
+        <w:rPr>
+          <w:rFonts w:ascii="CaskaydiaMono NFP SemiBold" w:hAnsi="CaskaydiaMono NFP SemiBold"/>
+        </w:rPr>
         <w:t>Підключення через SSH tunneling:</w:t>
       </w:r>
     </w:p>
     <w:p>
       <w:pPr>
         <w:pStyle w:val="BodyText"/>
-        <w:rPr/>
-      </w:pPr>
-      <w:r>
-        <w:rPr/>
+        <w:rPr>
+          <w:rFonts w:ascii="CaskaydiaMono NFP SemiBold" w:hAnsi="CaskaydiaMono NFP SemiBold"/>
+        </w:rPr>
+      </w:pPr>
+      <w:r>
+        <w:rPr>
+          <w:rFonts w:ascii="CaskaydiaMono NFP SemiBold" w:hAnsi="CaskaydiaMono NFP SemiBold"/>
+        </w:rPr>
         <w:t>Сервер запускається на IP-адресі комп’ютера (напр. 192.168.0.4) та порті 8000. Для публікації сервера в інтернет було застосовано SSH-тунелювання:</w:t>
       </w:r>
     </w:p>
@@ -1675,6 +1751,9 @@
       <w:r>
         <w:rPr>
           <w:rStyle w:val="SourceText"/>
+          <w:rFonts w:ascii="Terminess Nerd Font" w:hAnsi="Terminess Nerd Font"/>
+          <w:b/>
+          <w:bCs/>
         </w:rPr>
         <w:t>ssh -o StrictHostKeyChecking=no student@31.134.121.208 -p 10022 -N -R 15022:192.168.0.4:8000</w:t>
       </w:r>
@@ -1682,39 +1761,55 @@
     <w:p>
       <w:pPr>
         <w:pStyle w:val="BodyText"/>
-        <w:rPr/>
-      </w:pPr>
-      <w:r>
-        <w:rPr/>
+        <w:rPr>
+          <w:rFonts w:ascii="CaskaydiaMono NFP SemiBold" w:hAnsi="CaskaydiaMono NFP SemiBold"/>
+        </w:rPr>
+      </w:pPr>
+      <w:r>
+        <w:rPr>
+          <w:rFonts w:ascii="CaskaydiaMono NFP SemiBold" w:hAnsi="CaskaydiaMono NFP SemiBold"/>
+        </w:rPr>
         <w:t>Це перенаправляє зовнішній запит на ваш IP:PORT, що дає змогу преподавачу заходити на сайт зовні вашої мережі.</w:t>
       </w:r>
     </w:p>
     <w:p>
       <w:pPr>
         <w:pStyle w:val="HorizontalLine"/>
-        <w:rPr/>
-      </w:pPr>
-      <w:r>
-        <w:rPr/>
+        <w:rPr>
+          <w:rFonts w:ascii="CaskaydiaMono NFP SemiBold" w:hAnsi="CaskaydiaMono NFP SemiBold"/>
+        </w:rPr>
+      </w:pPr>
+      <w:r>
+        <w:rPr>
+          <w:rFonts w:ascii="CaskaydiaMono NFP SemiBold" w:hAnsi="CaskaydiaMono NFP SemiBold"/>
+        </w:rPr>
       </w:r>
     </w:p>
     <w:p>
       <w:pPr>
         <w:pStyle w:val="Heading3"/>
-        <w:rPr/>
-      </w:pPr>
-      <w:r>
-        <w:rPr/>
+        <w:rPr>
+          <w:rFonts w:ascii="CaskaydiaMono NFP SemiBold" w:hAnsi="CaskaydiaMono NFP SemiBold"/>
+        </w:rPr>
+      </w:pPr>
+      <w:r>
+        <w:rPr>
+          <w:rFonts w:ascii="CaskaydiaMono NFP SemiBold" w:hAnsi="CaskaydiaMono NFP SemiBold"/>
+        </w:rPr>
         <w:t>Висновки:</w:t>
       </w:r>
     </w:p>
     <w:p>
       <w:pPr>
         <w:pStyle w:val="BodyText"/>
-        <w:rPr/>
-      </w:pPr>
-      <w:r>
-        <w:rPr/>
+        <w:rPr>
+          <w:rFonts w:ascii="CaskaydiaMono NFP SemiBold" w:hAnsi="CaskaydiaMono NFP SemiBold"/>
+        </w:rPr>
+      </w:pPr>
+      <w:r>
+        <w:rPr>
+          <w:rFonts w:ascii="CaskaydiaMono NFP SemiBold" w:hAnsi="CaskaydiaMono NFP SemiBold"/>
+        </w:rPr>
         <w:t>В рамках лабораторної роботи створено простий HTTP-сервер на Python, що уміє обробляти запити, передавати файли та відповідати на помилки. Сервер публіковано зовні через SSH-тунель, що дозволило здійснити тестування через різні User-Agent.</w:t>
       </w:r>
     </w:p>
@@ -1725,13 +1820,14 @@
         <w:ind w:hanging="0" w:left="-1134" w:right="-1175"/>
         <w:jc w:val="center"/>
         <w:rPr>
-          <w:rStyle w:val="Strong"/>
+          <w:rFonts w:ascii="CaskaydiaMono NFP SemiBold" w:hAnsi="CaskaydiaMono NFP SemiBold"/>
           <w:sz w:val="26"/>
           <w:szCs w:val="26"/>
         </w:rPr>
       </w:pPr>
       <w:r>
         <w:rPr>
+          <w:rFonts w:ascii="CaskaydiaMono NFP SemiBold" w:hAnsi="CaskaydiaMono NFP SemiBold"/>
           <w:sz w:val="26"/>
           <w:szCs w:val="26"/>
         </w:rPr>

--- a/lab4/LR4.docx
+++ b/lab4/LR4.docx
@@ -4,13 +4,17 @@
   <w:body>
     <w:p>
       <w:pPr>
-        <w:pStyle w:val="BodyText"/>
+        <w:pStyle w:val="Heading1"/>
         <w:keepNext w:val="false"/>
         <w:keepLines w:val="false"/>
         <w:spacing w:lineRule="auto" w:line="300" w:before="0" w:after="240"/>
         <w:ind w:hanging="0" w:left="-1134" w:right="-1175"/>
         <w:jc w:val="center"/>
-        <w:rPr/>
+        <w:rPr>
+          <w:rFonts w:ascii="CaskaydiaMono NFP SemiBold" w:hAnsi="CaskaydiaMono NFP SemiBold"/>
+          <w:sz w:val="26"/>
+          <w:szCs w:val="26"/>
+        </w:rPr>
       </w:pPr>
       <w:r>
         <w:rPr>
@@ -19,21 +23,83 @@
           <w:sz w:val="26"/>
           <w:szCs w:val="26"/>
         </w:rPr>
-        <w:t>Лабораторна робота №4: Створення учбового веб-сервера</w:t>
-      </w:r>
-    </w:p>
-    <w:p>
-      <w:pPr>
-        <w:pStyle w:val="Heading3"/>
-        <w:rPr>
-          <w:rFonts w:ascii="CaskaydiaMono NFP SemiBold" w:hAnsi="CaskaydiaMono NFP SemiBold"/>
-        </w:rPr>
-      </w:pPr>
-      <w:r>
-        <w:rPr>
-          <w:rFonts w:ascii="CaskaydiaMono NFP SemiBold" w:hAnsi="CaskaydiaMono NFP SemiBold"/>
-        </w:rPr>
-        <w:t>План роботи:</w:t>
+        <w:t>Лабораторна робота №4</w:t>
+      </w:r>
+    </w:p>
+    <w:p>
+      <w:pPr>
+        <w:pStyle w:val="BodyText"/>
+        <w:bidi w:val="0"/>
+        <w:ind w:hanging="0" w:left="0" w:right="0"/>
+        <w:rPr/>
+      </w:pPr>
+      <w:r>
+        <w:rPr>
+          <w:rStyle w:val="Strong"/>
+        </w:rPr>
+        <w:t>Тема роботи</w:t>
+      </w:r>
+      <w:r>
+        <w:rPr/>
+        <w:t>: Розробка простого веб-сервера HTTP на Python</w:t>
+        <w:br/>
+      </w:r>
+      <w:r>
+        <w:rPr>
+          <w:rStyle w:val="Strong"/>
+        </w:rPr>
+        <w:t>Виконав</w:t>
+      </w:r>
+      <w:r>
+        <w:rPr/>
+        <w:t>: Бойко Дмитро Володимирович</w:t>
+        <w:br/>
+      </w:r>
+      <w:r>
+        <w:rPr>
+          <w:rStyle w:val="Strong"/>
+        </w:rPr>
+        <w:t>Група</w:t>
+      </w:r>
+      <w:r>
+        <w:rPr/>
+        <w:t>: ІПЗ-34мс</w:t>
+      </w:r>
+    </w:p>
+    <w:p>
+      <w:pPr>
+        <w:pStyle w:val="Heading2"/>
+        <w:bidi w:val="0"/>
+        <w:ind w:hanging="0" w:left="0" w:right="0"/>
+        <w:rPr/>
+      </w:pPr>
+      <w:r>
+        <w:rPr/>
+        <w:t>Мета роботи</w:t>
+      </w:r>
+    </w:p>
+    <w:p>
+      <w:pPr>
+        <w:pStyle w:val="BodyText"/>
+        <w:bidi w:val="0"/>
+        <w:ind w:hanging="0" w:left="0" w:right="0"/>
+        <w:rPr/>
+      </w:pPr>
+      <w:r>
+        <w:rPr/>
+        <w:t>Створити мінімальний учбовий веб-сервер, який обробляє HTTP-запити, повертає статичні файли з документного кореня або помилку 404, підтримує одночасне обслуговування кількох клієнтів і відповідає стандартам протоколу HTTP.</w:t>
+      </w:r>
+    </w:p>
+    <w:p>
+      <w:pPr>
+        <w:pStyle w:val="Heading2"/>
+        <w:bidi w:val="0"/>
+        <w:ind w:hanging="0" w:left="0" w:right="0"/>
+        <w:rPr/>
+      </w:pPr>
+      <w:r>
+        <w:rPr/>
+        <w:t>Обладнання та програмне забезпечення</w:t>
       </w:r>
     </w:p>
     <w:p>
@@ -47,16 +113,13 @@
           <w:tab w:val="clear" w:pos="720"/>
           <w:tab w:val="left" w:pos="0" w:leader="none"/>
         </w:tabs>
-        <w:ind w:hanging="283" w:left="709"/>
-        <w:rPr>
-          <w:rFonts w:ascii="CaskaydiaMono NFP SemiBold" w:hAnsi="CaskaydiaMono NFP SemiBold"/>
-        </w:rPr>
-      </w:pPr>
-      <w:r>
-        <w:rPr>
-          <w:rFonts w:ascii="CaskaydiaMono NFP SemiBold" w:hAnsi="CaskaydiaMono NFP SemiBold"/>
-        </w:rPr>
-        <w:t>Створено TCP-сокет та налаштовано слухання на всіх інтерфейсах (0.0.0.0) на порту 8000.</w:t>
+        <w:bidi w:val="0"/>
+        <w:ind w:hanging="283" w:left="709" w:right="0"/>
+        <w:rPr/>
+      </w:pPr>
+      <w:r>
+        <w:rPr/>
+        <w:t>Комп’ютер із доступом до Інтернету</w:t>
       </w:r>
     </w:p>
     <w:p>
@@ -70,16 +133,13 @@
           <w:tab w:val="clear" w:pos="720"/>
           <w:tab w:val="left" w:pos="0" w:leader="none"/>
         </w:tabs>
-        <w:ind w:hanging="283" w:left="709"/>
-        <w:rPr>
-          <w:rFonts w:ascii="CaskaydiaMono NFP SemiBold" w:hAnsi="CaskaydiaMono NFP SemiBold"/>
-        </w:rPr>
-      </w:pPr>
-      <w:r>
-        <w:rPr>
-          <w:rFonts w:ascii="CaskaydiaMono NFP SemiBold" w:hAnsi="CaskaydiaMono NFP SemiBold"/>
-        </w:rPr>
-        <w:t>Додано підтримку багатопотокової роботи (threading.Thread).</w:t>
+        <w:bidi w:val="0"/>
+        <w:ind w:hanging="283" w:left="709" w:right="0"/>
+        <w:rPr/>
+      </w:pPr>
+      <w:r>
+        <w:rPr/>
+        <w:t>Python 3.8+ із модулями socket, threading, os, mimetypes</w:t>
       </w:r>
     </w:p>
     <w:p>
@@ -93,16 +153,13 @@
           <w:tab w:val="clear" w:pos="720"/>
           <w:tab w:val="left" w:pos="0" w:leader="none"/>
         </w:tabs>
-        <w:ind w:hanging="283" w:left="709"/>
-        <w:rPr>
-          <w:rFonts w:ascii="CaskaydiaMono NFP SemiBold" w:hAnsi="CaskaydiaMono NFP SemiBold"/>
-        </w:rPr>
-      </w:pPr>
-      <w:r>
-        <w:rPr>
-          <w:rFonts w:ascii="CaskaydiaMono NFP SemiBold" w:hAnsi="CaskaydiaMono NFP SemiBold"/>
-        </w:rPr>
-        <w:t>Реалізовано розбір HTTP-запитів у форматі "VERB URI HTTPVERSION".</w:t>
+        <w:bidi w:val="0"/>
+        <w:ind w:hanging="283" w:left="709" w:right="0"/>
+        <w:rPr/>
+      </w:pPr>
+      <w:r>
+        <w:rPr/>
+        <w:t>Два хости (фізичні або віртуальна машина, наприклад, Arch Linux та Windows VM)</w:t>
       </w:r>
     </w:p>
     <w:p>
@@ -116,16 +173,13 @@
           <w:tab w:val="clear" w:pos="720"/>
           <w:tab w:val="left" w:pos="0" w:leader="none"/>
         </w:tabs>
-        <w:ind w:hanging="283" w:left="709"/>
-        <w:rPr>
-          <w:rFonts w:ascii="CaskaydiaMono NFP SemiBold" w:hAnsi="CaskaydiaMono NFP SemiBold"/>
-        </w:rPr>
-      </w:pPr>
-      <w:r>
-        <w:rPr>
-          <w:rFonts w:ascii="CaskaydiaMono NFP SemiBold" w:hAnsi="CaskaydiaMono NFP SemiBold"/>
-        </w:rPr>
-        <w:t>Обробляються лише GET-запити. Інші способи (наприклад POST) виключено і отримують 405.</w:t>
+        <w:bidi w:val="0"/>
+        <w:ind w:hanging="283" w:left="709" w:right="0"/>
+        <w:rPr/>
+      </w:pPr>
+      <w:r>
+        <w:rPr/>
+        <w:t>Веб-браузер (для тестування)</w:t>
       </w:r>
     </w:p>
     <w:p>
@@ -139,16 +193,25 @@
           <w:tab w:val="clear" w:pos="720"/>
           <w:tab w:val="left" w:pos="0" w:leader="none"/>
         </w:tabs>
-        <w:ind w:hanging="283" w:left="709"/>
-        <w:rPr>
-          <w:rFonts w:ascii="CaskaydiaMono NFP SemiBold" w:hAnsi="CaskaydiaMono NFP SemiBold"/>
-        </w:rPr>
-      </w:pPr>
-      <w:r>
-        <w:rPr>
-          <w:rFonts w:ascii="CaskaydiaMono NFP SemiBold" w:hAnsi="CaskaydiaMono NFP SemiBold"/>
-        </w:rPr>
-        <w:t>При запиті на "/" віддається index.html.</w:t>
+        <w:bidi w:val="0"/>
+        <w:ind w:hanging="283" w:left="709" w:right="0"/>
+        <w:rPr/>
+      </w:pPr>
+      <w:r>
+        <w:rPr/>
+        <w:t>Інструменти для тестування HTTP-запитів (наприклад, curl або Postman)</w:t>
+      </w:r>
+    </w:p>
+    <w:p>
+      <w:pPr>
+        <w:pStyle w:val="Heading2"/>
+        <w:bidi w:val="0"/>
+        <w:ind w:hanging="0" w:left="0" w:right="0"/>
+        <w:rPr/>
+      </w:pPr>
+      <w:r>
+        <w:rPr/>
+        <w:t>Хід роботи</w:t>
       </w:r>
     </w:p>
     <w:p>
@@ -156,22 +219,105 @@
         <w:pStyle w:val="BodyText"/>
         <w:numPr>
           <w:ilvl w:val="0"/>
-          <w:numId w:val="1"/>
+          <w:numId w:val="2"/>
         </w:numPr>
         <w:tabs>
           <w:tab w:val="clear" w:pos="720"/>
           <w:tab w:val="left" w:pos="0" w:leader="none"/>
         </w:tabs>
-        <w:ind w:hanging="283" w:left="709"/>
-        <w:rPr>
-          <w:rFonts w:ascii="CaskaydiaMono NFP SemiBold" w:hAnsi="CaskaydiaMono NFP SemiBold"/>
-        </w:rPr>
-      </w:pPr>
-      <w:r>
-        <w:rPr>
-          <w:rFonts w:ascii="CaskaydiaMono NFP SemiBold" w:hAnsi="CaskaydiaMono NFP SemiBold"/>
-        </w:rPr>
-        <w:t>Якщо запитується існуючий файл, відповідь містить Content-Type та Content-Length.</w:t>
+        <w:bidi w:val="0"/>
+        <w:ind w:hanging="283" w:left="709" w:right="0"/>
+        <w:rPr/>
+      </w:pPr>
+      <w:r>
+        <w:rPr>
+          <w:rStyle w:val="Strong"/>
+        </w:rPr>
+        <w:t>Розробка веб-сервера</w:t>
+      </w:r>
+      <w:r>
+        <w:rPr/>
+        <w:t>:</w:t>
+      </w:r>
+    </w:p>
+    <w:p>
+      <w:pPr>
+        <w:pStyle w:val="BodyText"/>
+        <w:numPr>
+          <w:ilvl w:val="1"/>
+          <w:numId w:val="2"/>
+        </w:numPr>
+        <w:tabs>
+          <w:tab w:val="clear" w:pos="720"/>
+          <w:tab w:val="left" w:pos="0" w:leader="none"/>
+        </w:tabs>
+        <w:bidi w:val="0"/>
+        <w:ind w:hanging="283" w:left="1418" w:right="0"/>
+        <w:rPr/>
+      </w:pPr>
+      <w:r>
+        <w:rPr/>
+        <w:t>Створено TCP-сокет для прослуховування на порту 8000 (порт 80 замінено через відсутність прав адміністратора).</w:t>
+      </w:r>
+    </w:p>
+    <w:p>
+      <w:pPr>
+        <w:pStyle w:val="BodyText"/>
+        <w:numPr>
+          <w:ilvl w:val="1"/>
+          <w:numId w:val="2"/>
+        </w:numPr>
+        <w:tabs>
+          <w:tab w:val="clear" w:pos="720"/>
+          <w:tab w:val="left" w:pos="0" w:leader="none"/>
+        </w:tabs>
+        <w:bidi w:val="0"/>
+        <w:ind w:hanging="283" w:left="1418" w:right="0"/>
+        <w:rPr/>
+      </w:pPr>
+      <w:r>
+        <w:rPr/>
+        <w:t>Реалізовано обробку кількох клієнтських з’єднань за допомогою потоків (threading).</w:t>
+      </w:r>
+    </w:p>
+    <w:p>
+      <w:pPr>
+        <w:pStyle w:val="BodyText"/>
+        <w:numPr>
+          <w:ilvl w:val="1"/>
+          <w:numId w:val="2"/>
+        </w:numPr>
+        <w:tabs>
+          <w:tab w:val="clear" w:pos="720"/>
+          <w:tab w:val="left" w:pos="0" w:leader="none"/>
+        </w:tabs>
+        <w:bidi w:val="0"/>
+        <w:ind w:hanging="283" w:left="1418" w:right="0"/>
+        <w:rPr/>
+      </w:pPr>
+      <w:r>
+        <w:rPr/>
+        <w:t>Реалізовано парсинг HTTP-запиту, підтримку методу GET, обробку URI та повернення файлів або помилок.</w:t>
+      </w:r>
+    </w:p>
+    <w:p>
+      <w:pPr>
+        <w:pStyle w:val="BodyText"/>
+        <w:numPr>
+          <w:ilvl w:val="1"/>
+          <w:numId w:val="2"/>
+        </w:numPr>
+        <w:tabs>
+          <w:tab w:val="clear" w:pos="720"/>
+          <w:tab w:val="left" w:pos="0" w:leader="none"/>
+        </w:tabs>
+        <w:bidi w:val="0"/>
+        <w:ind w:hanging="283" w:left="1418" w:right="0"/>
+        <w:rPr/>
+      </w:pPr>
+      <w:r>
+        <w:rPr/>
+        <w:t>Забезпечено коректне формування HTTP-відповідей із заголовками Content-Type і Content-Length.</w:t>
       </w:r>
     </w:p>
     <w:p>
@@ -179,22 +325,65 @@
         <w:pStyle w:val="BodyText"/>
         <w:numPr>
           <w:ilvl w:val="0"/>
-          <w:numId w:val="1"/>
+          <w:numId w:val="2"/>
         </w:numPr>
         <w:tabs>
           <w:tab w:val="clear" w:pos="720"/>
           <w:tab w:val="left" w:pos="0" w:leader="none"/>
         </w:tabs>
-        <w:ind w:hanging="283" w:left="709"/>
-        <w:rPr>
-          <w:rFonts w:ascii="CaskaydiaMono NFP SemiBold" w:hAnsi="CaskaydiaMono NFP SemiBold"/>
-        </w:rPr>
-      </w:pPr>
-      <w:r>
-        <w:rPr>
-          <w:rFonts w:ascii="CaskaydiaMono NFP SemiBold" w:hAnsi="CaskaydiaMono NFP SemiBold"/>
-        </w:rPr>
-        <w:t>Якщо файлу нема, віддається відповідь 404 Not Found.</w:t>
+        <w:bidi w:val="0"/>
+        <w:ind w:hanging="283" w:left="709" w:right="0"/>
+        <w:rPr/>
+      </w:pPr>
+      <w:r>
+        <w:rPr>
+          <w:rStyle w:val="Strong"/>
+        </w:rPr>
+        <w:t>Створення тестового вмісту</w:t>
+      </w:r>
+      <w:r>
+        <w:rPr/>
+        <w:t>:</w:t>
+      </w:r>
+    </w:p>
+    <w:p>
+      <w:pPr>
+        <w:pStyle w:val="BodyText"/>
+        <w:numPr>
+          <w:ilvl w:val="1"/>
+          <w:numId w:val="2"/>
+        </w:numPr>
+        <w:tabs>
+          <w:tab w:val="clear" w:pos="720"/>
+          <w:tab w:val="left" w:pos="0" w:leader="none"/>
+        </w:tabs>
+        <w:bidi w:val="0"/>
+        <w:ind w:hanging="283" w:left="1418" w:right="0"/>
+        <w:rPr/>
+      </w:pPr>
+      <w:r>
+        <w:rPr/>
+        <w:t>У документному корені створено файл index.html із внутрішнім посиланням на зображення (kotick.jpg).</w:t>
+      </w:r>
+    </w:p>
+    <w:p>
+      <w:pPr>
+        <w:pStyle w:val="BodyText"/>
+        <w:numPr>
+          <w:ilvl w:val="1"/>
+          <w:numId w:val="2"/>
+        </w:numPr>
+        <w:tabs>
+          <w:tab w:val="clear" w:pos="720"/>
+          <w:tab w:val="left" w:pos="0" w:leader="none"/>
+        </w:tabs>
+        <w:bidi w:val="0"/>
+        <w:ind w:hanging="283" w:left="1418" w:right="0"/>
+        <w:rPr/>
+      </w:pPr>
+      <w:r>
+        <w:rPr/>
+        <w:t>Додано тестовий файл зображення kotick.jpg у той же документний корінь.</w:t>
       </w:r>
     </w:p>
     <w:p>
@@ -202,49 +391,129 @@
         <w:pStyle w:val="BodyText"/>
         <w:numPr>
           <w:ilvl w:val="0"/>
-          <w:numId w:val="1"/>
+          <w:numId w:val="2"/>
         </w:numPr>
         <w:tabs>
           <w:tab w:val="clear" w:pos="720"/>
           <w:tab w:val="left" w:pos="0" w:leader="none"/>
         </w:tabs>
-        <w:ind w:hanging="283" w:left="709"/>
-        <w:rPr>
-          <w:rFonts w:ascii="CaskaydiaMono NFP SemiBold" w:hAnsi="CaskaydiaMono NFP SemiBold"/>
-        </w:rPr>
-      </w:pPr>
-      <w:r>
-        <w:rPr>
-          <w:rFonts w:ascii="CaskaydiaMono NFP SemiBold" w:hAnsi="CaskaydiaMono NFP SemiBold"/>
-        </w:rPr>
-        <w:t>Відповіді сервера форматовані згідно HTTP/1.1 і містять правильні заголовки.</w:t>
-      </w:r>
-    </w:p>
-    <w:p>
-      <w:pPr>
-        <w:pStyle w:val="HorizontalLine"/>
-        <w:rPr>
-          <w:rFonts w:ascii="CaskaydiaMono NFP SemiBold" w:hAnsi="CaskaydiaMono NFP SemiBold"/>
-        </w:rPr>
-      </w:pPr>
-      <w:r>
-        <w:rPr>
-          <w:rFonts w:ascii="CaskaydiaMono NFP SemiBold" w:hAnsi="CaskaydiaMono NFP SemiBold"/>
-        </w:rPr>
+        <w:bidi w:val="0"/>
+        <w:ind w:hanging="283" w:left="709" w:right="0"/>
+        <w:rPr/>
+      </w:pPr>
+      <w:r>
+        <w:rPr>
+          <w:rStyle w:val="Strong"/>
+        </w:rPr>
+        <w:t>Демонстрація</w:t>
+      </w:r>
+      <w:r>
+        <w:rPr/>
+        <w:t>:</w:t>
+      </w:r>
+    </w:p>
+    <w:p>
+      <w:pPr>
+        <w:pStyle w:val="BodyText"/>
+        <w:numPr>
+          <w:ilvl w:val="1"/>
+          <w:numId w:val="2"/>
+        </w:numPr>
+        <w:tabs>
+          <w:tab w:val="clear" w:pos="720"/>
+          <w:tab w:val="left" w:pos="0" w:leader="none"/>
+        </w:tabs>
+        <w:bidi w:val="0"/>
+        <w:ind w:hanging="283" w:left="1418" w:right="0"/>
+        <w:rPr/>
+      </w:pPr>
+      <w:r>
+        <w:rPr/>
+        <w:t>Запущено сервер на хості Arch Linux за адресою 0.0.0.0:8000.</w:t>
+      </w:r>
+    </w:p>
+    <w:p>
+      <w:pPr>
+        <w:pStyle w:val="BodyText"/>
+        <w:numPr>
+          <w:ilvl w:val="1"/>
+          <w:numId w:val="2"/>
+        </w:numPr>
+        <w:tabs>
+          <w:tab w:val="clear" w:pos="720"/>
+          <w:tab w:val="left" w:pos="0" w:leader="none"/>
+        </w:tabs>
+        <w:bidi w:val="0"/>
+        <w:ind w:hanging="283" w:left="1418" w:right="0"/>
+        <w:rPr/>
+      </w:pPr>
+      <w:r>
+        <w:rPr/>
+        <w:t>Виконано запити з браузера на Windows VM до http://&lt;IP-сервера&gt;:8000/ та інших ресурсів.</w:t>
+      </w:r>
+    </w:p>
+    <w:p>
+      <w:pPr>
+        <w:pStyle w:val="BodyText"/>
+        <w:numPr>
+          <w:ilvl w:val="1"/>
+          <w:numId w:val="2"/>
+        </w:numPr>
+        <w:tabs>
+          <w:tab w:val="clear" w:pos="720"/>
+          <w:tab w:val="left" w:pos="0" w:leader="none"/>
+        </w:tabs>
+        <w:bidi w:val="0"/>
+        <w:ind w:hanging="283" w:left="1418" w:right="0"/>
+        <w:rPr/>
+      </w:pPr>
+      <w:r>
+        <w:rPr/>
+        <w:t>Перевірено повернення index.html, зображення, помилок 404 і 405.</w:t>
+      </w:r>
+    </w:p>
+    <w:p>
+      <w:pPr>
+        <w:pStyle w:val="BodyText"/>
+        <w:numPr>
+          <w:ilvl w:val="1"/>
+          <w:numId w:val="2"/>
+        </w:numPr>
+        <w:tabs>
+          <w:tab w:val="clear" w:pos="720"/>
+          <w:tab w:val="left" w:pos="0" w:leader="none"/>
+        </w:tabs>
+        <w:bidi w:val="0"/>
+        <w:ind w:hanging="283" w:left="1418" w:right="0"/>
+        <w:rPr/>
+      </w:pPr>
+      <w:r>
+        <w:rPr/>
+        <w:t>Забезпечено доступність сервера через SSH Forwarding для зовнішнього тестування.</w:t>
+      </w:r>
+    </w:p>
+    <w:p>
+      <w:pPr>
+        <w:pStyle w:val="Heading2"/>
+        <w:bidi w:val="0"/>
+        <w:ind w:hanging="0" w:left="0" w:right="0"/>
+        <w:rPr/>
+      </w:pPr>
+      <w:r>
+        <w:rPr/>
+        <w:t>Код програми</w:t>
       </w:r>
     </w:p>
     <w:p>
       <w:pPr>
         <w:pStyle w:val="Heading3"/>
-        <w:rPr>
-          <w:rFonts w:ascii="CaskaydiaMono NFP SemiBold" w:hAnsi="CaskaydiaMono NFP SemiBold"/>
-        </w:rPr>
-      </w:pPr>
-      <w:r>
-        <w:rPr>
-          <w:rFonts w:ascii="CaskaydiaMono NFP SemiBold" w:hAnsi="CaskaydiaMono NFP SemiBold"/>
-        </w:rPr>
-        <w:t>Код сервера (server.py):</w:t>
+        <w:bidi w:val="0"/>
+        <w:ind w:hanging="0" w:left="0" w:right="0"/>
+        <w:rPr/>
+      </w:pPr>
+      <w:r>
+        <w:rPr/>
+        <w:t>Веб-сервер (server.py)</w:t>
       </w:r>
     </w:p>
     <w:p>
@@ -313,37 +582,31 @@
         <w:rPr>
           <w:rStyle w:val="SourceText"/>
         </w:rPr>
-        <w:t>DOCUMENT_ROOT = os.getcwd()</w:t>
-      </w:r>
-    </w:p>
-    <w:p>
-      <w:pPr>
-        <w:pStyle w:val="PreformattedText"/>
-        <w:rPr/>
-      </w:pPr>
-      <w:r>
-        <w:rPr>
-          <w:rStyle w:val="SourceText"/>
-        </w:rPr>
-        <w:t>HOST = '0.0.0.0'</w:t>
-      </w:r>
-    </w:p>
-    <w:p>
-      <w:pPr>
-        <w:pStyle w:val="PreformattedText"/>
-        <w:rPr/>
-      </w:pPr>
-      <w:r>
-        <w:rPr>
-          <w:rStyle w:val="SourceText"/>
-        </w:rPr>
-        <w:t>PORT = 80</w:t>
-      </w:r>
-      <w:r>
-        <w:rPr>
-          <w:rStyle w:val="SourceText"/>
-        </w:rPr>
-        <w:t>00</w:t>
+        <w:t>DOCUMENT_ROOT = os.getcwd()  # поточна директорія як корінь документів</w:t>
+      </w:r>
+    </w:p>
+    <w:p>
+      <w:pPr>
+        <w:pStyle w:val="PreformattedText"/>
+        <w:rPr/>
+      </w:pPr>
+      <w:r>
+        <w:rPr>
+          <w:rStyle w:val="SourceText"/>
+        </w:rPr>
+        <w:t>HOST = '0.0.0.0'            # слухати всі інтерфейси</w:t>
+      </w:r>
+    </w:p>
+    <w:p>
+      <w:pPr>
+        <w:pStyle w:val="PreformattedText"/>
+        <w:rPr/>
+      </w:pPr>
+      <w:r>
+        <w:rPr>
+          <w:rStyle w:val="SourceText"/>
+        </w:rPr>
+        <w:t>PORT = 8000                 # порт сервера</w:t>
       </w:r>
     </w:p>
     <w:p>
@@ -787,6 +1050,24 @@
         <w:rPr>
           <w:rStyle w:val="SourceText"/>
         </w:rPr>
+        <w:t>path Ascending = True</w:t>
+      </w:r>
+    </w:p>
+    <w:p>
+      <w:pPr>
+        <w:pStyle w:val="PreformattedText"/>
+        <w:rPr/>
+      </w:pPr>
+      <w:r>
+        <w:rPr>
+          <w:rStyle w:val="SourceText"/>
+        </w:rPr>
+        <w:t xml:space="preserve">            </w:t>
+      </w:r>
+      <w:r>
+        <w:rPr>
+          <w:rStyle w:val="SourceText"/>
+        </w:rPr>
         <w:t>path = os.path.join(DOCUMENT_ROOT, 'index.html')</w:t>
       </w:r>
     </w:p>
@@ -1102,15 +1383,6 @@
         <w:rPr/>
       </w:pPr>
       <w:r>
-        <w:rPr/>
-      </w:r>
-    </w:p>
-    <w:p>
-      <w:pPr>
-        <w:pStyle w:val="PreformattedText"/>
-        <w:rPr/>
-      </w:pPr>
-      <w:r>
         <w:rPr>
           <w:rStyle w:val="SourceText"/>
         </w:rPr>
@@ -1582,102 +1854,176 @@
     </w:p>
     <w:p>
       <w:pPr>
-        <w:pStyle w:val="HorizontalLine"/>
-        <w:rPr>
-          <w:rFonts w:ascii="CaskaydiaMono NFP SemiBold" w:hAnsi="CaskaydiaMono NFP SemiBold"/>
-        </w:rPr>
-      </w:pPr>
-      <w:r>
-        <w:rPr>
-          <w:rFonts w:ascii="CaskaydiaMono NFP SemiBold" w:hAnsi="CaskaydiaMono NFP SemiBold"/>
-        </w:rPr>
-      </w:r>
-    </w:p>
-    <w:p>
-      <w:pPr>
         <w:pStyle w:val="Heading3"/>
-        <w:rPr>
-          <w:rFonts w:ascii="CaskaydiaMono NFP SemiBold" w:hAnsi="CaskaydiaMono NFP SemiBold"/>
-        </w:rPr>
-      </w:pPr>
-      <w:r>
-        <w:rPr>
-          <w:rFonts w:ascii="CaskaydiaMono NFP SemiBold" w:hAnsi="CaskaydiaMono NFP SemiBold"/>
-        </w:rPr>
-        <w:t>Структура каталогу:</w:t>
-      </w:r>
-    </w:p>
-    <w:p>
-      <w:pPr>
-        <w:pStyle w:val="PreformattedText"/>
-        <w:rPr/>
-      </w:pPr>
-      <w:r>
-        <w:rPr>
-          <w:rStyle w:val="SourceText"/>
-          <w:rFonts w:ascii="CaskaydiaMono NFP SemiBold" w:hAnsi="CaskaydiaMono NFP SemiBold"/>
-        </w:rPr>
-        <w:t>.</w:t>
-      </w:r>
-    </w:p>
-    <w:p>
-      <w:pPr>
-        <w:pStyle w:val="PreformattedText"/>
-        <w:rPr/>
-      </w:pPr>
-      <w:r>
-        <w:rPr>
-          <w:rStyle w:val="SourceText"/>
-          <w:rFonts w:ascii="CaskaydiaMono NFP SemiBold" w:hAnsi="CaskaydiaMono NFP SemiBold"/>
-        </w:rPr>
-        <w:t xml:space="preserve">├── </w:t>
-      </w:r>
-      <w:r>
-        <w:rPr>
-          <w:rStyle w:val="SourceText"/>
-          <w:rFonts w:ascii="CaskaydiaMono NFP SemiBold" w:hAnsi="CaskaydiaMono NFP SemiBold"/>
-        </w:rPr>
-        <w:t>index.html</w:t>
-      </w:r>
-    </w:p>
-    <w:p>
-      <w:pPr>
-        <w:pStyle w:val="PreformattedText"/>
-        <w:rPr/>
-      </w:pPr>
-      <w:r>
-        <w:rPr>
-          <w:rStyle w:val="SourceText"/>
-          <w:rFonts w:ascii="CaskaydiaMono NFP SemiBold" w:hAnsi="CaskaydiaMono NFP SemiBold"/>
-        </w:rPr>
-        <w:t xml:space="preserve">├── </w:t>
-      </w:r>
-      <w:r>
-        <w:rPr>
-          <w:rStyle w:val="SourceText"/>
-          <w:rFonts w:ascii="CaskaydiaMono NFP SemiBold" w:hAnsi="CaskaydiaMono NFP SemiBold"/>
-        </w:rPr>
-        <w:t>kotick.jpg</w:t>
-      </w:r>
-    </w:p>
-    <w:p>
-      <w:pPr>
-        <w:pStyle w:val="PreformattedText"/>
-        <w:rPr/>
-      </w:pPr>
-      <w:r>
-        <w:rPr>
-          <w:rStyle w:val="SourceText"/>
-          <w:rFonts w:ascii="CaskaydiaMono NFP SemiBold" w:hAnsi="CaskaydiaMono NFP SemiBold"/>
-        </w:rPr>
-        <w:t xml:space="preserve">├── </w:t>
-      </w:r>
-      <w:r>
-        <w:rPr>
-          <w:rStyle w:val="SourceText"/>
-          <w:rFonts w:ascii="CaskaydiaMono NFP SemiBold" w:hAnsi="CaskaydiaMono NFP SemiBold"/>
-        </w:rPr>
-        <w:t>LR4.docx</w:t>
+        <w:bidi w:val="0"/>
+        <w:ind w:hanging="0" w:left="0" w:right="0"/>
+        <w:rPr/>
+      </w:pPr>
+      <w:r>
+        <w:rPr/>
+        <w:t>Тестовий HTML-документ (index.html)</w:t>
+      </w:r>
+    </w:p>
+    <w:p>
+      <w:pPr>
+        <w:pStyle w:val="PreformattedText"/>
+        <w:rPr/>
+      </w:pPr>
+      <w:r>
+        <w:rPr>
+          <w:rStyle w:val="SourceText"/>
+        </w:rPr>
+        <w:t>&lt;!DOCTYPE html&gt;</w:t>
+      </w:r>
+    </w:p>
+    <w:p>
+      <w:pPr>
+        <w:pStyle w:val="PreformattedText"/>
+        <w:rPr/>
+      </w:pPr>
+      <w:r>
+        <w:rPr>
+          <w:rStyle w:val="SourceText"/>
+        </w:rPr>
+        <w:t>&lt;html lang="uk"&gt;</w:t>
+      </w:r>
+    </w:p>
+    <w:p>
+      <w:pPr>
+        <w:pStyle w:val="PreformattedText"/>
+        <w:rPr/>
+      </w:pPr>
+      <w:r>
+        <w:rPr>
+          <w:rStyle w:val="SourceText"/>
+        </w:rPr>
+        <w:t>&lt;head&gt;</w:t>
+      </w:r>
+    </w:p>
+    <w:p>
+      <w:pPr>
+        <w:pStyle w:val="PreformattedText"/>
+        <w:rPr/>
+      </w:pPr>
+      <w:r>
+        <w:rPr>
+          <w:rStyle w:val="SourceText"/>
+        </w:rPr>
+        <w:t xml:space="preserve">    </w:t>
+      </w:r>
+      <w:r>
+        <w:rPr>
+          <w:rStyle w:val="SourceText"/>
+        </w:rPr>
+        <w:t>&lt;meta charset="UTF-8"&gt;</w:t>
+      </w:r>
+    </w:p>
+    <w:p>
+      <w:pPr>
+        <w:pStyle w:val="PreformattedText"/>
+        <w:rPr/>
+      </w:pPr>
+      <w:r>
+        <w:rPr>
+          <w:rStyle w:val="SourceText"/>
+        </w:rPr>
+        <w:t xml:space="preserve">    </w:t>
+      </w:r>
+      <w:r>
+        <w:rPr>
+          <w:rStyle w:val="SourceText"/>
+        </w:rPr>
+        <w:t>&lt;title&gt;Ласкаво просимо!&lt;/title&gt;</w:t>
+      </w:r>
+    </w:p>
+    <w:p>
+      <w:pPr>
+        <w:pStyle w:val="PreformattedText"/>
+        <w:rPr/>
+      </w:pPr>
+      <w:r>
+        <w:rPr>
+          <w:rStyle w:val="SourceText"/>
+        </w:rPr>
+        <w:t>&lt;/head&gt;</w:t>
+      </w:r>
+    </w:p>
+    <w:p>
+      <w:pPr>
+        <w:pStyle w:val="PreformattedText"/>
+        <w:rPr/>
+      </w:pPr>
+      <w:r>
+        <w:rPr>
+          <w:rStyle w:val="SourceText"/>
+        </w:rPr>
+        <w:t>&lt;body&gt;</w:t>
+      </w:r>
+    </w:p>
+    <w:p>
+      <w:pPr>
+        <w:pStyle w:val="PreformattedText"/>
+        <w:rPr/>
+      </w:pPr>
+      <w:r>
+        <w:rPr>
+          <w:rStyle w:val="SourceText"/>
+        </w:rPr>
+        <w:t xml:space="preserve">    </w:t>
+      </w:r>
+      <w:r>
+        <w:rPr>
+          <w:rStyle w:val="SourceText"/>
+        </w:rPr>
+        <w:t>&lt;h1&gt;Вітаємо на нашому сайті!&lt;/h1&gt;</w:t>
+      </w:r>
+    </w:p>
+    <w:p>
+      <w:pPr>
+        <w:pStyle w:val="PreformattedText"/>
+        <w:rPr/>
+      </w:pPr>
+      <w:r>
+        <w:rPr>
+          <w:rStyle w:val="SourceText"/>
+        </w:rPr>
+        <w:t xml:space="preserve">    </w:t>
+      </w:r>
+      <w:r>
+        <w:rPr>
+          <w:rStyle w:val="SourceText"/>
+        </w:rPr>
+        <w:t>&lt;p&gt;Це простий веб-сервер, створений для лабораторної роботи.&lt;/p&gt;</w:t>
+      </w:r>
+    </w:p>
+    <w:p>
+      <w:pPr>
+        <w:pStyle w:val="PreformattedText"/>
+        <w:rPr/>
+      </w:pPr>
+      <w:r>
+        <w:rPr>
+          <w:rStyle w:val="SourceText"/>
+        </w:rPr>
+        <w:t xml:space="preserve">    </w:t>
+      </w:r>
+      <w:r>
+        <w:rPr>
+          <w:rStyle w:val="SourceText"/>
+        </w:rPr>
+        <w:t>&lt;img src="kotick.jpg" alt="Зображення котика"&gt;</w:t>
+      </w:r>
+    </w:p>
+    <w:p>
+      <w:pPr>
+        <w:pStyle w:val="PreformattedText"/>
+        <w:rPr/>
+      </w:pPr>
+      <w:r>
+        <w:rPr>
+          <w:rStyle w:val="SourceText"/>
+        </w:rPr>
+        <w:t>&lt;/body&gt;</w:t>
       </w:r>
     </w:p>
     <w:p>
@@ -1689,57 +2035,565 @@
       <w:r>
         <w:rPr>
           <w:rStyle w:val="SourceText"/>
-          <w:rFonts w:ascii="CaskaydiaMono NFP SemiBold" w:hAnsi="CaskaydiaMono NFP SemiBold"/>
-        </w:rPr>
-        <w:t xml:space="preserve">└── </w:t>
-      </w:r>
-      <w:r>
-        <w:rPr>
-          <w:rStyle w:val="SourceText"/>
-          <w:rFonts w:ascii="CaskaydiaMono NFP SemiBold" w:hAnsi="CaskaydiaMono NFP SemiBold"/>
-        </w:rPr>
-        <w:t>server.py</w:t>
-      </w:r>
-    </w:p>
-    <w:p>
-      <w:pPr>
-        <w:pStyle w:val="HorizontalLine"/>
-        <w:rPr>
-          <w:rFonts w:ascii="CaskaydiaMono NFP SemiBold" w:hAnsi="CaskaydiaMono NFP SemiBold"/>
-        </w:rPr>
-      </w:pPr>
-      <w:r>
-        <w:rPr>
-          <w:rFonts w:ascii="CaskaydiaMono NFP SemiBold" w:hAnsi="CaskaydiaMono NFP SemiBold"/>
-        </w:rPr>
+        </w:rPr>
+        <w:t>&lt;/html&gt;</w:t>
+      </w:r>
+    </w:p>
+    <w:p>
+      <w:pPr>
+        <w:pStyle w:val="BodyText"/>
+        <w:bidi w:val="0"/>
+        <w:ind w:hanging="0" w:left="0" w:right="0"/>
+        <w:rPr/>
+      </w:pPr>
+      <w:r>
+        <w:rPr>
+          <w:rStyle w:val="Strong"/>
+        </w:rPr>
+        <w:t>Примітка</w:t>
+      </w:r>
+      <w:r>
+        <w:rPr/>
+        <w:t>: Файл kotick.jpg має бути розміщений у тій же директорії, що й index.html.</w:t>
+      </w:r>
+    </w:p>
+    <w:p>
+      <w:pPr>
+        <w:pStyle w:val="Heading2"/>
+        <w:bidi w:val="0"/>
+        <w:ind w:hanging="0" w:left="0" w:right="0"/>
+        <w:rPr/>
+      </w:pPr>
+      <w:r>
+        <w:rPr/>
+        <w:t>Пояснення коду</w:t>
       </w:r>
     </w:p>
     <w:p>
       <w:pPr>
         <w:pStyle w:val="Heading3"/>
-        <w:rPr>
-          <w:rFonts w:ascii="CaskaydiaMono NFP SemiBold" w:hAnsi="CaskaydiaMono NFP SemiBold"/>
-        </w:rPr>
-      </w:pPr>
-      <w:r>
-        <w:rPr>
-          <w:rFonts w:ascii="CaskaydiaMono NFP SemiBold" w:hAnsi="CaskaydiaMono NFP SemiBold"/>
-        </w:rPr>
-        <w:t>Підключення через SSH tunneling:</w:t>
-      </w:r>
-    </w:p>
-    <w:p>
-      <w:pPr>
-        <w:pStyle w:val="BodyText"/>
-        <w:rPr>
-          <w:rFonts w:ascii="CaskaydiaMono NFP SemiBold" w:hAnsi="CaskaydiaMono NFP SemiBold"/>
-        </w:rPr>
-      </w:pPr>
-      <w:r>
-        <w:rPr>
-          <w:rFonts w:ascii="CaskaydiaMono NFP SemiBold" w:hAnsi="CaskaydiaMono NFP SemiBold"/>
-        </w:rPr>
-        <w:t>Сервер запускається на IP-адресі комп’ютера (напр. 192.168.0.4) та порті 8000. Для публікації сервера в інтернет було застосовано SSH-тунелювання:</w:t>
+        <w:bidi w:val="0"/>
+        <w:ind w:hanging="0" w:left="0" w:right="0"/>
+        <w:rPr/>
+      </w:pPr>
+      <w:r>
+        <w:rPr/>
+        <w:t>Веб-сервер:</w:t>
+      </w:r>
+    </w:p>
+    <w:p>
+      <w:pPr>
+        <w:pStyle w:val="BodyText"/>
+        <w:numPr>
+          <w:ilvl w:val="0"/>
+          <w:numId w:val="3"/>
+        </w:numPr>
+        <w:tabs>
+          <w:tab w:val="clear" w:pos="720"/>
+          <w:tab w:val="left" w:pos="0" w:leader="none"/>
+        </w:tabs>
+        <w:bidi w:val="0"/>
+        <w:ind w:hanging="283" w:left="709" w:right="0"/>
+        <w:rPr/>
+      </w:pPr>
+      <w:r>
+        <w:rPr>
+          <w:rStyle w:val="Strong"/>
+        </w:rPr>
+        <w:t>Ініціалізація</w:t>
+      </w:r>
+      <w:r>
+        <w:rPr/>
+        <w:t>: Створюється TCP-сокет (AF_INET, SOCK_STREAM) для прослуховування на всіх інтерфейсах (0.0.0.0) і порті 8000.</w:t>
+      </w:r>
+    </w:p>
+    <w:p>
+      <w:pPr>
+        <w:pStyle w:val="BodyText"/>
+        <w:numPr>
+          <w:ilvl w:val="0"/>
+          <w:numId w:val="3"/>
+        </w:numPr>
+        <w:tabs>
+          <w:tab w:val="clear" w:pos="720"/>
+          <w:tab w:val="left" w:pos="0" w:leader="none"/>
+        </w:tabs>
+        <w:bidi w:val="0"/>
+        <w:ind w:hanging="283" w:left="709" w:right="0"/>
+        <w:rPr/>
+      </w:pPr>
+      <w:r>
+        <w:rPr>
+          <w:rStyle w:val="Strong"/>
+        </w:rPr>
+        <w:t>Обробка з’єднань</w:t>
+      </w:r>
+      <w:r>
+        <w:rPr/>
+        <w:t>: Використовується threading для створення окремого потоку для кожного клієнта, що дозволяє обробляти кілька з’єднань одночасно.</w:t>
+      </w:r>
+    </w:p>
+    <w:p>
+      <w:pPr>
+        <w:pStyle w:val="BodyText"/>
+        <w:numPr>
+          <w:ilvl w:val="0"/>
+          <w:numId w:val="3"/>
+        </w:numPr>
+        <w:tabs>
+          <w:tab w:val="clear" w:pos="720"/>
+          <w:tab w:val="left" w:pos="0" w:leader="none"/>
+        </w:tabs>
+        <w:bidi w:val="0"/>
+        <w:ind w:hanging="283" w:left="709" w:right="0"/>
+        <w:rPr/>
+      </w:pPr>
+      <w:r>
+        <w:rPr>
+          <w:rStyle w:val="Strong"/>
+        </w:rPr>
+        <w:t>Парсинг запиту</w:t>
+      </w:r>
+      <w:r>
+        <w:rPr/>
+        <w:t>: Зчитується HTTP-запит до появи подвійного переносу рядка (\r\n\r\n). Перший рядок розбивається на метод, URI та версію HTTP.</w:t>
+      </w:r>
+    </w:p>
+    <w:p>
+      <w:pPr>
+        <w:pStyle w:val="BodyText"/>
+        <w:numPr>
+          <w:ilvl w:val="0"/>
+          <w:numId w:val="3"/>
+        </w:numPr>
+        <w:tabs>
+          <w:tab w:val="clear" w:pos="720"/>
+          <w:tab w:val="left" w:pos="0" w:leader="none"/>
+        </w:tabs>
+        <w:bidi w:val="0"/>
+        <w:ind w:hanging="283" w:left="709" w:right="0"/>
+        <w:rPr/>
+      </w:pPr>
+      <w:r>
+        <w:rPr>
+          <w:rStyle w:val="Strong"/>
+        </w:rPr>
+        <w:t>Обробка URI</w:t>
+      </w:r>
+      <w:r>
+        <w:rPr/>
+        <w:t>:</w:t>
+      </w:r>
+    </w:p>
+    <w:p>
+      <w:pPr>
+        <w:pStyle w:val="BodyText"/>
+        <w:numPr>
+          <w:ilvl w:val="1"/>
+          <w:numId w:val="3"/>
+        </w:numPr>
+        <w:tabs>
+          <w:tab w:val="clear" w:pos="720"/>
+          <w:tab w:val="left" w:pos="0" w:leader="none"/>
+        </w:tabs>
+        <w:bidi w:val="0"/>
+        <w:ind w:hanging="283" w:left="1418" w:right="0"/>
+        <w:rPr/>
+      </w:pPr>
+      <w:r>
+        <w:rPr/>
+        <w:t>Якщо URI — /, повертається index.html.</w:t>
+      </w:r>
+    </w:p>
+    <w:p>
+      <w:pPr>
+        <w:pStyle w:val="BodyText"/>
+        <w:numPr>
+          <w:ilvl w:val="1"/>
+          <w:numId w:val="3"/>
+        </w:numPr>
+        <w:tabs>
+          <w:tab w:val="clear" w:pos="720"/>
+          <w:tab w:val="left" w:pos="0" w:leader="none"/>
+        </w:tabs>
+        <w:bidi w:val="0"/>
+        <w:ind w:hanging="283" w:left="1418" w:right="0"/>
+        <w:rPr/>
+      </w:pPr>
+      <w:r>
+        <w:rPr/>
+        <w:t>Інакше, формується шлях до файлу в документному корені.</w:t>
+      </w:r>
+    </w:p>
+    <w:p>
+      <w:pPr>
+        <w:pStyle w:val="BodyText"/>
+        <w:numPr>
+          <w:ilvl w:val="1"/>
+          <w:numId w:val="3"/>
+        </w:numPr>
+        <w:tabs>
+          <w:tab w:val="clear" w:pos="720"/>
+          <w:tab w:val="left" w:pos="0" w:leader="none"/>
+        </w:tabs>
+        <w:bidi w:val="0"/>
+        <w:ind w:hanging="283" w:left="1418" w:right="0"/>
+        <w:rPr/>
+      </w:pPr>
+      <w:r>
+        <w:rPr/>
+        <w:t>Якщо файл існує, він читається і відправляється з відповідними заголовками (Content-Type, Content-Length).</w:t>
+      </w:r>
+    </w:p>
+    <w:p>
+      <w:pPr>
+        <w:pStyle w:val="BodyText"/>
+        <w:numPr>
+          <w:ilvl w:val="1"/>
+          <w:numId w:val="3"/>
+        </w:numPr>
+        <w:tabs>
+          <w:tab w:val="clear" w:pos="720"/>
+          <w:tab w:val="left" w:pos="0" w:leader="none"/>
+        </w:tabs>
+        <w:bidi w:val="0"/>
+        <w:ind w:hanging="283" w:left="1418" w:right="0"/>
+        <w:rPr/>
+      </w:pPr>
+      <w:r>
+        <w:rPr/>
+        <w:t>Якщо файл не існує, повертається помилка 404 Not Found.</w:t>
+      </w:r>
+    </w:p>
+    <w:p>
+      <w:pPr>
+        <w:pStyle w:val="BodyText"/>
+        <w:numPr>
+          <w:ilvl w:val="0"/>
+          <w:numId w:val="3"/>
+        </w:numPr>
+        <w:tabs>
+          <w:tab w:val="clear" w:pos="720"/>
+          <w:tab w:val="left" w:pos="0" w:leader="none"/>
+        </w:tabs>
+        <w:bidi w:val="0"/>
+        <w:ind w:hanging="283" w:left="709" w:right="0"/>
+        <w:rPr/>
+      </w:pPr>
+      <w:r>
+        <w:rPr>
+          <w:rStyle w:val="Strong"/>
+        </w:rPr>
+        <w:t>Методи</w:t>
+      </w:r>
+      <w:r>
+        <w:rPr/>
+        <w:t>: Підтримується лише GET. Інші методи (наприклад, POST) повертають 405 Method Not Allowed.</w:t>
+      </w:r>
+    </w:p>
+    <w:p>
+      <w:pPr>
+        <w:pStyle w:val="BodyText"/>
+        <w:numPr>
+          <w:ilvl w:val="0"/>
+          <w:numId w:val="3"/>
+        </w:numPr>
+        <w:tabs>
+          <w:tab w:val="clear" w:pos="720"/>
+          <w:tab w:val="left" w:pos="0" w:leader="none"/>
+        </w:tabs>
+        <w:bidi w:val="0"/>
+        <w:ind w:hanging="283" w:left="709" w:right="0"/>
+        <w:rPr/>
+      </w:pPr>
+      <w:r>
+        <w:rPr>
+          <w:rStyle w:val="Strong"/>
+        </w:rPr>
+        <w:t>Закриття</w:t>
+      </w:r>
+      <w:r>
+        <w:rPr/>
+        <w:t>: Після обробки запиту сокет клієнта закривається.</w:t>
+      </w:r>
+    </w:p>
+    <w:p>
+      <w:pPr>
+        <w:pStyle w:val="Heading3"/>
+        <w:bidi w:val="0"/>
+        <w:ind w:hanging="0" w:left="0" w:right="0"/>
+        <w:rPr/>
+      </w:pPr>
+      <w:r>
+        <w:rPr/>
+        <w:t>Тестовий документ:</w:t>
+      </w:r>
+    </w:p>
+    <w:p>
+      <w:pPr>
+        <w:pStyle w:val="BodyText"/>
+        <w:numPr>
+          <w:ilvl w:val="0"/>
+          <w:numId w:val="4"/>
+        </w:numPr>
+        <w:tabs>
+          <w:tab w:val="clear" w:pos="720"/>
+          <w:tab w:val="left" w:pos="0" w:leader="none"/>
+        </w:tabs>
+        <w:bidi w:val="0"/>
+        <w:ind w:hanging="283" w:left="709" w:right="0"/>
+        <w:rPr/>
+      </w:pPr>
+      <w:r>
+        <w:rPr/>
+        <w:t>index.html містить простий HTML-код із заголовком, текстом і внутрішнім посиланням на зображення kotick.jpg.</w:t>
+      </w:r>
+    </w:p>
+    <w:p>
+      <w:pPr>
+        <w:pStyle w:val="BodyText"/>
+        <w:numPr>
+          <w:ilvl w:val="0"/>
+          <w:numId w:val="4"/>
+        </w:numPr>
+        <w:tabs>
+          <w:tab w:val="clear" w:pos="720"/>
+          <w:tab w:val="left" w:pos="0" w:leader="none"/>
+        </w:tabs>
+        <w:bidi w:val="0"/>
+        <w:ind w:hanging="283" w:left="709" w:right="0"/>
+        <w:rPr/>
+      </w:pPr>
+      <w:r>
+        <w:rPr/>
+        <w:t>Зображення завантажується з тієї ж директорії, що й HTML-файл, без зовнішніх URL чи base64-кодування.</w:t>
+      </w:r>
+    </w:p>
+    <w:p>
+      <w:pPr>
+        <w:pStyle w:val="Heading2"/>
+        <w:bidi w:val="0"/>
+        <w:ind w:hanging="0" w:left="0" w:right="0"/>
+        <w:rPr/>
+      </w:pPr>
+      <w:r>
+        <w:rPr/>
+        <w:t>Результати</w:t>
+      </w:r>
+    </w:p>
+    <w:p>
+      <w:pPr>
+        <w:pStyle w:val="BodyText"/>
+        <w:numPr>
+          <w:ilvl w:val="0"/>
+          <w:numId w:val="5"/>
+        </w:numPr>
+        <w:tabs>
+          <w:tab w:val="clear" w:pos="720"/>
+          <w:tab w:val="left" w:pos="0" w:leader="none"/>
+        </w:tabs>
+        <w:bidi w:val="0"/>
+        <w:ind w:hanging="283" w:left="709" w:right="0"/>
+        <w:rPr/>
+      </w:pPr>
+      <w:r>
+        <w:rPr/>
+        <w:t>Сервер успішно обробляє GET-запити, повертаючи index.html для / або відповідний файл із документного кореня.</w:t>
+      </w:r>
+    </w:p>
+    <w:p>
+      <w:pPr>
+        <w:pStyle w:val="BodyText"/>
+        <w:numPr>
+          <w:ilvl w:val="0"/>
+          <w:numId w:val="5"/>
+        </w:numPr>
+        <w:tabs>
+          <w:tab w:val="clear" w:pos="720"/>
+          <w:tab w:val="left" w:pos="0" w:leader="none"/>
+        </w:tabs>
+        <w:bidi w:val="0"/>
+        <w:ind w:hanging="283" w:left="709" w:right="0"/>
+        <w:rPr/>
+      </w:pPr>
+      <w:r>
+        <w:rPr/>
+        <w:t>При запиті неіснуючого ресурсу повертається сторінка з помилкою 404 Not Found.</w:t>
+      </w:r>
+    </w:p>
+    <w:p>
+      <w:pPr>
+        <w:pStyle w:val="BodyText"/>
+        <w:numPr>
+          <w:ilvl w:val="0"/>
+          <w:numId w:val="5"/>
+        </w:numPr>
+        <w:tabs>
+          <w:tab w:val="clear" w:pos="720"/>
+          <w:tab w:val="left" w:pos="0" w:leader="none"/>
+        </w:tabs>
+        <w:bidi w:val="0"/>
+        <w:ind w:hanging="283" w:left="709" w:right="0"/>
+        <w:rPr/>
+      </w:pPr>
+      <w:r>
+        <w:rPr/>
+        <w:t>Запити з іншими методами (наприклад, POST) повертають 405 Method Not Allowed.</w:t>
+      </w:r>
+    </w:p>
+    <w:p>
+      <w:pPr>
+        <w:pStyle w:val="BodyText"/>
+        <w:numPr>
+          <w:ilvl w:val="0"/>
+          <w:numId w:val="5"/>
+        </w:numPr>
+        <w:tabs>
+          <w:tab w:val="clear" w:pos="720"/>
+          <w:tab w:val="left" w:pos="0" w:leader="none"/>
+        </w:tabs>
+        <w:bidi w:val="0"/>
+        <w:ind w:hanging="283" w:left="709" w:right="0"/>
+        <w:rPr/>
+      </w:pPr>
+      <w:r>
+        <w:rPr/>
+        <w:t>Зображення kotick.jpg успішно завантажується при відкритті index.html у браузері.</w:t>
+      </w:r>
+    </w:p>
+    <w:p>
+      <w:pPr>
+        <w:pStyle w:val="BodyText"/>
+        <w:numPr>
+          <w:ilvl w:val="0"/>
+          <w:numId w:val="5"/>
+        </w:numPr>
+        <w:tabs>
+          <w:tab w:val="clear" w:pos="720"/>
+          <w:tab w:val="left" w:pos="0" w:leader="none"/>
+        </w:tabs>
+        <w:bidi w:val="0"/>
+        <w:ind w:hanging="283" w:left="709" w:right="0"/>
+        <w:rPr/>
+      </w:pPr>
+      <w:r>
+        <w:rPr/>
+        <w:t>Приклад роботи:</w:t>
+      </w:r>
+    </w:p>
+    <w:p>
+      <w:pPr>
+        <w:pStyle w:val="BodyText"/>
+        <w:bidi w:val="0"/>
+        <w:ind w:hanging="0" w:left="0" w:right="0"/>
+        <w:rPr/>
+      </w:pPr>
+      <w:r>
+        <w:rPr>
+          <w:rStyle w:val="Strong"/>
+        </w:rPr>
+        <w:t>Запит у браузері</w:t>
+      </w:r>
+      <w:r>
+        <w:rPr/>
+        <w:t>: http://&lt;IP-сервера&gt;:8000/</w:t>
+        <w:br/>
+      </w:r>
+      <w:r>
+        <w:rPr>
+          <w:rStyle w:val="Strong"/>
+        </w:rPr>
+        <w:t>Результат</w:t>
+      </w:r>
+      <w:r>
+        <w:rPr/>
+        <w:t>: Відображається вміст index.html із текстом і зображенням котика.</w:t>
+      </w:r>
+    </w:p>
+    <w:p>
+      <w:pPr>
+        <w:pStyle w:val="BodyText"/>
+        <w:bidi w:val="0"/>
+        <w:ind w:hanging="0" w:left="0" w:right="0"/>
+        <w:rPr/>
+      </w:pPr>
+      <w:r>
+        <w:rPr>
+          <w:rStyle w:val="Strong"/>
+        </w:rPr>
+        <w:t>Запит у браузері</w:t>
+      </w:r>
+      <w:r>
+        <w:rPr/>
+        <w:t>: http://&lt;IP-сервера&gt;:8000/abc.html</w:t>
+        <w:br/>
+      </w:r>
+      <w:r>
+        <w:rPr>
+          <w:rStyle w:val="Strong"/>
+        </w:rPr>
+        <w:t>Результат</w:t>
+      </w:r>
+      <w:r>
+        <w:rPr/>
+        <w:t>:</w:t>
+      </w:r>
+    </w:p>
+    <w:p>
+      <w:pPr>
+        <w:pStyle w:val="PreformattedText"/>
+        <w:rPr/>
+      </w:pPr>
+      <w:r>
+        <w:rPr>
+          <w:rStyle w:val="SourceText"/>
+        </w:rPr>
+        <w:t>HTTP/1.1 404 Not Found</w:t>
+      </w:r>
+    </w:p>
+    <w:p>
+      <w:pPr>
+        <w:pStyle w:val="PreformattedText"/>
+        <w:rPr/>
+      </w:pPr>
+      <w:r>
+        <w:rPr>
+          <w:rStyle w:val="SourceText"/>
+        </w:rPr>
+        <w:t>Content-Type: text/html</w:t>
+      </w:r>
+    </w:p>
+    <w:p>
+      <w:pPr>
+        <w:pStyle w:val="PreformattedText"/>
+        <w:rPr/>
+      </w:pPr>
+      <w:r>
+        <w:rPr>
+          <w:rStyle w:val="SourceText"/>
+        </w:rPr>
+        <w:t>Content-Length: 22</w:t>
+      </w:r>
+    </w:p>
+    <w:p>
+      <w:pPr>
+        <w:pStyle w:val="PreformattedText"/>
+        <w:rPr/>
+      </w:pPr>
+      <w:r>
+        <w:rPr>
+          <w:rStyle w:val="SourceText"/>
+        </w:rPr>
+        <w:t>Connection: close</w:t>
+      </w:r>
+    </w:p>
+    <w:p>
+      <w:pPr>
+        <w:pStyle w:val="PreformattedText"/>
+        <w:rPr/>
+      </w:pPr>
+      <w:r>
+        <w:rPr/>
       </w:r>
     </w:p>
     <w:p>
@@ -1751,66 +2605,192 @@
       <w:r>
         <w:rPr>
           <w:rStyle w:val="SourceText"/>
-          <w:rFonts w:ascii="Terminess Nerd Font" w:hAnsi="Terminess Nerd Font"/>
-          <w:b/>
-          <w:bCs/>
-        </w:rPr>
-        <w:t>ssh -o StrictHostKeyChecking=no student@31.134.121.208 -p 10022 -N -R 15022:192.168.0.4:8000</w:t>
-      </w:r>
-    </w:p>
-    <w:p>
-      <w:pPr>
-        <w:pStyle w:val="BodyText"/>
-        <w:rPr>
-          <w:rFonts w:ascii="CaskaydiaMono NFP SemiBold" w:hAnsi="CaskaydiaMono NFP SemiBold"/>
-        </w:rPr>
-      </w:pPr>
-      <w:r>
-        <w:rPr>
-          <w:rFonts w:ascii="CaskaydiaMono NFP SemiBold" w:hAnsi="CaskaydiaMono NFP SemiBold"/>
-        </w:rPr>
-        <w:t>Це перенаправляє зовнішній запит на ваш IP:PORT, що дає змогу преподавачу заходити на сайт зовні вашої мережі.</w:t>
-      </w:r>
-    </w:p>
-    <w:p>
-      <w:pPr>
-        <w:pStyle w:val="HorizontalLine"/>
-        <w:rPr>
-          <w:rFonts w:ascii="CaskaydiaMono NFP SemiBold" w:hAnsi="CaskaydiaMono NFP SemiBold"/>
-        </w:rPr>
-      </w:pPr>
-      <w:r>
-        <w:rPr>
-          <w:rFonts w:ascii="CaskaydiaMono NFP SemiBold" w:hAnsi="CaskaydiaMono NFP SemiBold"/>
-        </w:rPr>
-      </w:r>
-    </w:p>
-    <w:p>
-      <w:pPr>
-        <w:pStyle w:val="Heading3"/>
-        <w:rPr>
-          <w:rFonts w:ascii="CaskaydiaMono NFP SemiBold" w:hAnsi="CaskaydiaMono NFP SemiBold"/>
-        </w:rPr>
-      </w:pPr>
-      <w:r>
-        <w:rPr>
-          <w:rFonts w:ascii="CaskaydiaMono NFP SemiBold" w:hAnsi="CaskaydiaMono NFP SemiBold"/>
-        </w:rPr>
-        <w:t>Висновки:</w:t>
-      </w:r>
-    </w:p>
-    <w:p>
-      <w:pPr>
-        <w:pStyle w:val="BodyText"/>
-        <w:rPr>
-          <w:rFonts w:ascii="CaskaydiaMono NFP SemiBold" w:hAnsi="CaskaydiaMono NFP SemiBold"/>
-        </w:rPr>
-      </w:pPr>
-      <w:r>
-        <w:rPr>
-          <w:rFonts w:ascii="CaskaydiaMono NFP SemiBold" w:hAnsi="CaskaydiaMono NFP SemiBold"/>
-        </w:rPr>
-        <w:t>В рамках лабораторної роботи створено простий HTTP-сервер на Python, що уміє обробляти запити, передавати файли та відповідати на помилки. Сервер публіковано зовні через SSH-тунель, що дозволило здійснити тестування через різні User-Agent.</w:t>
+        </w:rPr>
+        <w:t>&lt;h1&gt;404 Not Found&lt;/h1&gt;</w:t>
+      </w:r>
+    </w:p>
+    <w:p>
+      <w:pPr>
+        <w:pStyle w:val="BodyText"/>
+        <w:bidi w:val="0"/>
+        <w:ind w:hanging="0" w:left="0" w:right="0"/>
+        <w:rPr/>
+      </w:pPr>
+      <w:r>
+        <w:rPr>
+          <w:rStyle w:val="Strong"/>
+        </w:rPr>
+        <w:t xml:space="preserve">Запит через </w:t>
+      </w:r>
+      <w:r>
+        <w:rPr/>
+        <w:t>curl</w:t>
+      </w:r>
+      <w:r>
+        <w:rPr>
+          <w:rStyle w:val="Strong"/>
+        </w:rPr>
+        <w:t xml:space="preserve"> (POST)</w:t>
+      </w:r>
+      <w:r>
+        <w:rPr/>
+        <w:t>:</w:t>
+      </w:r>
+    </w:p>
+    <w:p>
+      <w:pPr>
+        <w:pStyle w:val="PreformattedText"/>
+        <w:spacing w:before="0" w:after="283"/>
+        <w:rPr/>
+      </w:pPr>
+      <w:r>
+        <w:rPr>
+          <w:rStyle w:val="SourceText"/>
+        </w:rPr>
+        <w:t>curl -X POST http://&lt;IP-сервера&gt;:8000/</w:t>
+      </w:r>
+    </w:p>
+    <w:p>
+      <w:pPr>
+        <w:pStyle w:val="BodyText"/>
+        <w:bidi w:val="0"/>
+        <w:ind w:hanging="0" w:left="0" w:right="0"/>
+        <w:rPr/>
+      </w:pPr>
+      <w:r>
+        <w:rPr>
+          <w:rStyle w:val="Strong"/>
+        </w:rPr>
+        <w:t>Результат</w:t>
+      </w:r>
+      <w:r>
+        <w:rPr/>
+        <w:t>:</w:t>
+      </w:r>
+    </w:p>
+    <w:p>
+      <w:pPr>
+        <w:pStyle w:val="PreformattedText"/>
+        <w:spacing w:before="0" w:after="283"/>
+        <w:rPr/>
+      </w:pPr>
+      <w:r>
+        <w:rPr>
+          <w:rStyle w:val="SourceText"/>
+        </w:rPr>
+        <w:t>HTTP/1.1 405 Method Not Allowed</w:t>
+      </w:r>
+    </w:p>
+    <w:p>
+      <w:pPr>
+        <w:pStyle w:val="Heading2"/>
+        <w:bidi w:val="0"/>
+        <w:ind w:hanging="0" w:left="0" w:right="0"/>
+        <w:rPr/>
+      </w:pPr>
+      <w:r>
+        <w:rPr/>
+        <w:t>Висновки</w:t>
+      </w:r>
+    </w:p>
+    <w:p>
+      <w:pPr>
+        <w:pStyle w:val="BodyText"/>
+        <w:numPr>
+          <w:ilvl w:val="0"/>
+          <w:numId w:val="6"/>
+        </w:numPr>
+        <w:tabs>
+          <w:tab w:val="clear" w:pos="720"/>
+          <w:tab w:val="left" w:pos="0" w:leader="none"/>
+        </w:tabs>
+        <w:bidi w:val="0"/>
+        <w:ind w:hanging="283" w:left="709" w:right="0"/>
+        <w:rPr/>
+      </w:pPr>
+      <w:r>
+        <w:rPr/>
+        <w:t>Реалізовано мінімальний HTTP-сервер, який відповідає вимогам протоколу HTTP.</w:t>
+      </w:r>
+    </w:p>
+    <w:p>
+      <w:pPr>
+        <w:pStyle w:val="BodyText"/>
+        <w:numPr>
+          <w:ilvl w:val="0"/>
+          <w:numId w:val="6"/>
+        </w:numPr>
+        <w:tabs>
+          <w:tab w:val="clear" w:pos="720"/>
+          <w:tab w:val="left" w:pos="0" w:leader="none"/>
+        </w:tabs>
+        <w:bidi w:val="0"/>
+        <w:ind w:hanging="283" w:left="709" w:right="0"/>
+        <w:rPr/>
+      </w:pPr>
+      <w:r>
+        <w:rPr/>
+        <w:t>Сервер підтримує обробку кількох клієнтів одночасно за допомогою потоків.</w:t>
+      </w:r>
+    </w:p>
+    <w:p>
+      <w:pPr>
+        <w:pStyle w:val="BodyText"/>
+        <w:numPr>
+          <w:ilvl w:val="0"/>
+          <w:numId w:val="6"/>
+        </w:numPr>
+        <w:tabs>
+          <w:tab w:val="clear" w:pos="720"/>
+          <w:tab w:val="left" w:pos="0" w:leader="none"/>
+        </w:tabs>
+        <w:bidi w:val="0"/>
+        <w:ind w:hanging="283" w:left="709" w:right="0"/>
+        <w:rPr/>
+      </w:pPr>
+      <w:r>
+        <w:rPr/>
+        <w:t>Забезпечено коректне повернення статичних файлів (index.html, зображень) та обробку помилок (404, 405).</w:t>
+      </w:r>
+    </w:p>
+    <w:p>
+      <w:pPr>
+        <w:pStyle w:val="BodyText"/>
+        <w:numPr>
+          <w:ilvl w:val="0"/>
+          <w:numId w:val="6"/>
+        </w:numPr>
+        <w:tabs>
+          <w:tab w:val="clear" w:pos="720"/>
+          <w:tab w:val="left" w:pos="0" w:leader="none"/>
+        </w:tabs>
+        <w:bidi w:val="0"/>
+        <w:ind w:hanging="283" w:left="709" w:right="0"/>
+        <w:rPr/>
+      </w:pPr>
+      <w:r>
+        <w:rPr/>
+        <w:t>Отримано навички роботи з TCP-сокетами, парсингом HTTP-запитів, формуванням HTTP-відповідей із правильними заголовками.</w:t>
+      </w:r>
+    </w:p>
+    <w:p>
+      <w:pPr>
+        <w:pStyle w:val="BodyText"/>
+        <w:numPr>
+          <w:ilvl w:val="0"/>
+          <w:numId w:val="6"/>
+        </w:numPr>
+        <w:tabs>
+          <w:tab w:val="clear" w:pos="720"/>
+          <w:tab w:val="left" w:pos="0" w:leader="none"/>
+        </w:tabs>
+        <w:bidi w:val="0"/>
+        <w:ind w:hanging="283" w:left="709" w:right="0"/>
+        <w:rPr/>
+      </w:pPr>
+      <w:r>
+        <w:rPr/>
+        <w:t>Сервер протестовано в локальній мережі та підготовлено до зовнішнього доступу через SSH Forwarding.</w:t>
       </w:r>
     </w:p>
     <w:p>
@@ -1820,6 +2800,7 @@
         <w:ind w:hanging="0" w:left="-1134" w:right="-1175"/>
         <w:jc w:val="center"/>
         <w:rPr>
+          <w:rStyle w:val="Strong"/>
           <w:rFonts w:ascii="CaskaydiaMono NFP SemiBold" w:hAnsi="CaskaydiaMono NFP SemiBold"/>
           <w:sz w:val="26"/>
           <w:szCs w:val="26"/>
@@ -1851,6 +2832,143 @@
   <w:abstractNum w:abstractNumId="1">
     <w:lvl w:ilvl="0">
       <w:start w:val="1"/>
+      <w:numFmt w:val="bullet"/>
+      <w:lvlText w:val=""/>
+      <w:lvlJc w:val="left"/>
+      <w:pPr>
+        <w:tabs>
+          <w:tab w:val="num" w:pos="709"/>
+        </w:tabs>
+        <w:ind w:left="709" w:hanging="283"/>
+      </w:pPr>
+      <w:rPr>
+        <w:rFonts w:ascii="Symbol" w:hAnsi="Symbol" w:cs="Symbol" w:hint="default"/>
+      </w:rPr>
+    </w:lvl>
+    <w:lvl w:ilvl="1">
+      <w:start w:val="1"/>
+      <w:numFmt w:val="bullet"/>
+      <w:lvlText w:val=""/>
+      <w:lvlJc w:val="left"/>
+      <w:pPr>
+        <w:tabs>
+          <w:tab w:val="num" w:pos="1418"/>
+        </w:tabs>
+        <w:ind w:left="1418" w:hanging="283"/>
+      </w:pPr>
+      <w:rPr>
+        <w:rFonts w:ascii="Symbol" w:hAnsi="Symbol" w:cs="Symbol" w:hint="default"/>
+      </w:rPr>
+    </w:lvl>
+    <w:lvl w:ilvl="2">
+      <w:start w:val="1"/>
+      <w:numFmt w:val="bullet"/>
+      <w:lvlText w:val=""/>
+      <w:lvlJc w:val="left"/>
+      <w:pPr>
+        <w:tabs>
+          <w:tab w:val="num" w:pos="2127"/>
+        </w:tabs>
+        <w:ind w:left="2127" w:hanging="283"/>
+      </w:pPr>
+      <w:rPr>
+        <w:rFonts w:ascii="Symbol" w:hAnsi="Symbol" w:cs="Symbol" w:hint="default"/>
+      </w:rPr>
+    </w:lvl>
+    <w:lvl w:ilvl="3">
+      <w:start w:val="1"/>
+      <w:numFmt w:val="bullet"/>
+      <w:lvlText w:val=""/>
+      <w:lvlJc w:val="left"/>
+      <w:pPr>
+        <w:tabs>
+          <w:tab w:val="num" w:pos="2836"/>
+        </w:tabs>
+        <w:ind w:left="2836" w:hanging="283"/>
+      </w:pPr>
+      <w:rPr>
+        <w:rFonts w:ascii="Symbol" w:hAnsi="Symbol" w:cs="Symbol" w:hint="default"/>
+      </w:rPr>
+    </w:lvl>
+    <w:lvl w:ilvl="4">
+      <w:start w:val="1"/>
+      <w:numFmt w:val="bullet"/>
+      <w:lvlText w:val=""/>
+      <w:lvlJc w:val="left"/>
+      <w:pPr>
+        <w:tabs>
+          <w:tab w:val="num" w:pos="3545"/>
+        </w:tabs>
+        <w:ind w:left="3545" w:hanging="283"/>
+      </w:pPr>
+      <w:rPr>
+        <w:rFonts w:ascii="Symbol" w:hAnsi="Symbol" w:cs="Symbol" w:hint="default"/>
+      </w:rPr>
+    </w:lvl>
+    <w:lvl w:ilvl="5">
+      <w:start w:val="1"/>
+      <w:numFmt w:val="bullet"/>
+      <w:lvlText w:val=""/>
+      <w:lvlJc w:val="left"/>
+      <w:pPr>
+        <w:tabs>
+          <w:tab w:val="num" w:pos="4254"/>
+        </w:tabs>
+        <w:ind w:left="4254" w:hanging="283"/>
+      </w:pPr>
+      <w:rPr>
+        <w:rFonts w:ascii="Symbol" w:hAnsi="Symbol" w:cs="Symbol" w:hint="default"/>
+      </w:rPr>
+    </w:lvl>
+    <w:lvl w:ilvl="6">
+      <w:start w:val="1"/>
+      <w:numFmt w:val="bullet"/>
+      <w:lvlText w:val=""/>
+      <w:lvlJc w:val="left"/>
+      <w:pPr>
+        <w:tabs>
+          <w:tab w:val="num" w:pos="4963"/>
+        </w:tabs>
+        <w:ind w:left="4963" w:hanging="283"/>
+      </w:pPr>
+      <w:rPr>
+        <w:rFonts w:ascii="Symbol" w:hAnsi="Symbol" w:cs="Symbol" w:hint="default"/>
+      </w:rPr>
+    </w:lvl>
+    <w:lvl w:ilvl="7">
+      <w:start w:val="1"/>
+      <w:numFmt w:val="bullet"/>
+      <w:lvlText w:val=""/>
+      <w:lvlJc w:val="left"/>
+      <w:pPr>
+        <w:tabs>
+          <w:tab w:val="num" w:pos="5672"/>
+        </w:tabs>
+        <w:ind w:left="5672" w:hanging="283"/>
+      </w:pPr>
+      <w:rPr>
+        <w:rFonts w:ascii="Symbol" w:hAnsi="Symbol" w:cs="Symbol" w:hint="default"/>
+      </w:rPr>
+    </w:lvl>
+    <w:lvl w:ilvl="8">
+      <w:start w:val="1"/>
+      <w:numFmt w:val="bullet"/>
+      <w:lvlText w:val=""/>
+      <w:lvlJc w:val="left"/>
+      <w:pPr>
+        <w:tabs>
+          <w:tab w:val="num" w:pos="6381"/>
+        </w:tabs>
+        <w:ind w:left="6381" w:hanging="283"/>
+      </w:pPr>
+      <w:rPr>
+        <w:rFonts w:ascii="Symbol" w:hAnsi="Symbol" w:cs="Symbol" w:hint="default"/>
+      </w:rPr>
+    </w:lvl>
+  </w:abstractNum>
+  <w:abstractNum w:abstractNumId="2">
+    <w:lvl w:ilvl="0">
+      <w:start w:val="1"/>
       <w:numFmt w:val="decimal"/>
       <w:lvlText w:val="%1."/>
       <w:lvlJc w:val="left"/>
@@ -1864,8 +2982,8 @@
     </w:lvl>
     <w:lvl w:ilvl="1">
       <w:start w:val="1"/>
-      <w:numFmt w:val="decimal"/>
-      <w:lvlText w:val="%2."/>
+      <w:numFmt w:val="bullet"/>
+      <w:lvlText w:val=""/>
       <w:lvlJc w:val="left"/>
       <w:pPr>
         <w:tabs>
@@ -1873,12 +2991,14 @@
         </w:tabs>
         <w:ind w:left="1418" w:hanging="283"/>
       </w:pPr>
-      <w:rPr/>
+      <w:rPr>
+        <w:rFonts w:ascii="Symbol" w:hAnsi="Symbol" w:cs="Symbol" w:hint="default"/>
+      </w:rPr>
     </w:lvl>
     <w:lvl w:ilvl="2">
       <w:start w:val="1"/>
-      <w:numFmt w:val="decimal"/>
-      <w:lvlText w:val="%3."/>
+      <w:numFmt w:val="bullet"/>
+      <w:lvlText w:val=""/>
       <w:lvlJc w:val="left"/>
       <w:pPr>
         <w:tabs>
@@ -1886,12 +3006,14 @@
         </w:tabs>
         <w:ind w:left="2127" w:hanging="283"/>
       </w:pPr>
-      <w:rPr/>
+      <w:rPr>
+        <w:rFonts w:ascii="Symbol" w:hAnsi="Symbol" w:cs="Symbol" w:hint="default"/>
+      </w:rPr>
     </w:lvl>
     <w:lvl w:ilvl="3">
       <w:start w:val="1"/>
-      <w:numFmt w:val="decimal"/>
-      <w:lvlText w:val="%4."/>
+      <w:numFmt w:val="bullet"/>
+      <w:lvlText w:val=""/>
       <w:lvlJc w:val="left"/>
       <w:pPr>
         <w:tabs>
@@ -1899,12 +3021,14 @@
         </w:tabs>
         <w:ind w:left="2836" w:hanging="283"/>
       </w:pPr>
-      <w:rPr/>
+      <w:rPr>
+        <w:rFonts w:ascii="Symbol" w:hAnsi="Symbol" w:cs="Symbol" w:hint="default"/>
+      </w:rPr>
     </w:lvl>
     <w:lvl w:ilvl="4">
       <w:start w:val="1"/>
-      <w:numFmt w:val="decimal"/>
-      <w:lvlText w:val="%5."/>
+      <w:numFmt w:val="bullet"/>
+      <w:lvlText w:val=""/>
       <w:lvlJc w:val="left"/>
       <w:pPr>
         <w:tabs>
@@ -1912,12 +3036,14 @@
         </w:tabs>
         <w:ind w:left="3545" w:hanging="283"/>
       </w:pPr>
-      <w:rPr/>
+      <w:rPr>
+        <w:rFonts w:ascii="Symbol" w:hAnsi="Symbol" w:cs="Symbol" w:hint="default"/>
+      </w:rPr>
     </w:lvl>
     <w:lvl w:ilvl="5">
       <w:start w:val="1"/>
-      <w:numFmt w:val="decimal"/>
-      <w:lvlText w:val="%6."/>
+      <w:numFmt w:val="bullet"/>
+      <w:lvlText w:val=""/>
       <w:lvlJc w:val="left"/>
       <w:pPr>
         <w:tabs>
@@ -1925,12 +3051,14 @@
         </w:tabs>
         <w:ind w:left="4254" w:hanging="283"/>
       </w:pPr>
-      <w:rPr/>
+      <w:rPr>
+        <w:rFonts w:ascii="Symbol" w:hAnsi="Symbol" w:cs="Symbol" w:hint="default"/>
+      </w:rPr>
     </w:lvl>
     <w:lvl w:ilvl="6">
       <w:start w:val="1"/>
-      <w:numFmt w:val="decimal"/>
-      <w:lvlText w:val="%7."/>
+      <w:numFmt w:val="bullet"/>
+      <w:lvlText w:val=""/>
       <w:lvlJc w:val="left"/>
       <w:pPr>
         <w:tabs>
@@ -1938,12 +3066,14 @@
         </w:tabs>
         <w:ind w:left="4963" w:hanging="283"/>
       </w:pPr>
-      <w:rPr/>
+      <w:rPr>
+        <w:rFonts w:ascii="Symbol" w:hAnsi="Symbol" w:cs="Symbol" w:hint="default"/>
+      </w:rPr>
     </w:lvl>
     <w:lvl w:ilvl="7">
       <w:start w:val="1"/>
-      <w:numFmt w:val="decimal"/>
-      <w:lvlText w:val="%8."/>
+      <w:numFmt w:val="bullet"/>
+      <w:lvlText w:val=""/>
       <w:lvlJc w:val="left"/>
       <w:pPr>
         <w:tabs>
@@ -1951,12 +3081,14 @@
         </w:tabs>
         <w:ind w:left="5672" w:hanging="283"/>
       </w:pPr>
-      <w:rPr/>
+      <w:rPr>
+        <w:rFonts w:ascii="Symbol" w:hAnsi="Symbol" w:cs="Symbol" w:hint="default"/>
+      </w:rPr>
     </w:lvl>
     <w:lvl w:ilvl="8">
       <w:start w:val="1"/>
-      <w:numFmt w:val="decimal"/>
-      <w:lvlText w:val="%9."/>
+      <w:numFmt w:val="bullet"/>
+      <w:lvlText w:val=""/>
       <w:lvlJc w:val="left"/>
       <w:pPr>
         <w:tabs>
@@ -1964,10 +3096,560 @@
         </w:tabs>
         <w:ind w:left="6381" w:hanging="283"/>
       </w:pPr>
-      <w:rPr/>
+      <w:rPr>
+        <w:rFonts w:ascii="Symbol" w:hAnsi="Symbol" w:cs="Symbol" w:hint="default"/>
+      </w:rPr>
     </w:lvl>
   </w:abstractNum>
-  <w:abstractNum w:abstractNumId="2">
+  <w:abstractNum w:abstractNumId="3">
+    <w:lvl w:ilvl="0">
+      <w:start w:val="1"/>
+      <w:numFmt w:val="bullet"/>
+      <w:lvlText w:val=""/>
+      <w:lvlJc w:val="left"/>
+      <w:pPr>
+        <w:tabs>
+          <w:tab w:val="num" w:pos="709"/>
+        </w:tabs>
+        <w:ind w:left="709" w:hanging="283"/>
+      </w:pPr>
+      <w:rPr>
+        <w:rFonts w:ascii="Symbol" w:hAnsi="Symbol" w:cs="Symbol" w:hint="default"/>
+      </w:rPr>
+    </w:lvl>
+    <w:lvl w:ilvl="1">
+      <w:start w:val="1"/>
+      <w:numFmt w:val="bullet"/>
+      <w:lvlText w:val=""/>
+      <w:lvlJc w:val="left"/>
+      <w:pPr>
+        <w:tabs>
+          <w:tab w:val="num" w:pos="1418"/>
+        </w:tabs>
+        <w:ind w:left="1418" w:hanging="283"/>
+      </w:pPr>
+      <w:rPr>
+        <w:rFonts w:ascii="Symbol" w:hAnsi="Symbol" w:cs="Symbol" w:hint="default"/>
+      </w:rPr>
+    </w:lvl>
+    <w:lvl w:ilvl="2">
+      <w:start w:val="1"/>
+      <w:numFmt w:val="bullet"/>
+      <w:lvlText w:val=""/>
+      <w:lvlJc w:val="left"/>
+      <w:pPr>
+        <w:tabs>
+          <w:tab w:val="num" w:pos="2127"/>
+        </w:tabs>
+        <w:ind w:left="2127" w:hanging="283"/>
+      </w:pPr>
+      <w:rPr>
+        <w:rFonts w:ascii="Symbol" w:hAnsi="Symbol" w:cs="Symbol" w:hint="default"/>
+      </w:rPr>
+    </w:lvl>
+    <w:lvl w:ilvl="3">
+      <w:start w:val="1"/>
+      <w:numFmt w:val="bullet"/>
+      <w:lvlText w:val=""/>
+      <w:lvlJc w:val="left"/>
+      <w:pPr>
+        <w:tabs>
+          <w:tab w:val="num" w:pos="2836"/>
+        </w:tabs>
+        <w:ind w:left="2836" w:hanging="283"/>
+      </w:pPr>
+      <w:rPr>
+        <w:rFonts w:ascii="Symbol" w:hAnsi="Symbol" w:cs="Symbol" w:hint="default"/>
+      </w:rPr>
+    </w:lvl>
+    <w:lvl w:ilvl="4">
+      <w:start w:val="1"/>
+      <w:numFmt w:val="bullet"/>
+      <w:lvlText w:val=""/>
+      <w:lvlJc w:val="left"/>
+      <w:pPr>
+        <w:tabs>
+          <w:tab w:val="num" w:pos="3545"/>
+        </w:tabs>
+        <w:ind w:left="3545" w:hanging="283"/>
+      </w:pPr>
+      <w:rPr>
+        <w:rFonts w:ascii="Symbol" w:hAnsi="Symbol" w:cs="Symbol" w:hint="default"/>
+      </w:rPr>
+    </w:lvl>
+    <w:lvl w:ilvl="5">
+      <w:start w:val="1"/>
+      <w:numFmt w:val="bullet"/>
+      <w:lvlText w:val=""/>
+      <w:lvlJc w:val="left"/>
+      <w:pPr>
+        <w:tabs>
+          <w:tab w:val="num" w:pos="4254"/>
+        </w:tabs>
+        <w:ind w:left="4254" w:hanging="283"/>
+      </w:pPr>
+      <w:rPr>
+        <w:rFonts w:ascii="Symbol" w:hAnsi="Symbol" w:cs="Symbol" w:hint="default"/>
+      </w:rPr>
+    </w:lvl>
+    <w:lvl w:ilvl="6">
+      <w:start w:val="1"/>
+      <w:numFmt w:val="bullet"/>
+      <w:lvlText w:val=""/>
+      <w:lvlJc w:val="left"/>
+      <w:pPr>
+        <w:tabs>
+          <w:tab w:val="num" w:pos="4963"/>
+        </w:tabs>
+        <w:ind w:left="4963" w:hanging="283"/>
+      </w:pPr>
+      <w:rPr>
+        <w:rFonts w:ascii="Symbol" w:hAnsi="Symbol" w:cs="Symbol" w:hint="default"/>
+      </w:rPr>
+    </w:lvl>
+    <w:lvl w:ilvl="7">
+      <w:start w:val="1"/>
+      <w:numFmt w:val="bullet"/>
+      <w:lvlText w:val=""/>
+      <w:lvlJc w:val="left"/>
+      <w:pPr>
+        <w:tabs>
+          <w:tab w:val="num" w:pos="5672"/>
+        </w:tabs>
+        <w:ind w:left="5672" w:hanging="283"/>
+      </w:pPr>
+      <w:rPr>
+        <w:rFonts w:ascii="Symbol" w:hAnsi="Symbol" w:cs="Symbol" w:hint="default"/>
+      </w:rPr>
+    </w:lvl>
+    <w:lvl w:ilvl="8">
+      <w:start w:val="1"/>
+      <w:numFmt w:val="bullet"/>
+      <w:lvlText w:val=""/>
+      <w:lvlJc w:val="left"/>
+      <w:pPr>
+        <w:tabs>
+          <w:tab w:val="num" w:pos="6381"/>
+        </w:tabs>
+        <w:ind w:left="6381" w:hanging="283"/>
+      </w:pPr>
+      <w:rPr>
+        <w:rFonts w:ascii="Symbol" w:hAnsi="Symbol" w:cs="Symbol" w:hint="default"/>
+      </w:rPr>
+    </w:lvl>
+  </w:abstractNum>
+  <w:abstractNum w:abstractNumId="4">
+    <w:lvl w:ilvl="0">
+      <w:start w:val="1"/>
+      <w:numFmt w:val="bullet"/>
+      <w:lvlText w:val=""/>
+      <w:lvlJc w:val="left"/>
+      <w:pPr>
+        <w:tabs>
+          <w:tab w:val="num" w:pos="709"/>
+        </w:tabs>
+        <w:ind w:left="709" w:hanging="283"/>
+      </w:pPr>
+      <w:rPr>
+        <w:rFonts w:ascii="Symbol" w:hAnsi="Symbol" w:cs="Symbol" w:hint="default"/>
+      </w:rPr>
+    </w:lvl>
+    <w:lvl w:ilvl="1">
+      <w:start w:val="1"/>
+      <w:numFmt w:val="bullet"/>
+      <w:lvlText w:val=""/>
+      <w:lvlJc w:val="left"/>
+      <w:pPr>
+        <w:tabs>
+          <w:tab w:val="num" w:pos="1418"/>
+        </w:tabs>
+        <w:ind w:left="1418" w:hanging="283"/>
+      </w:pPr>
+      <w:rPr>
+        <w:rFonts w:ascii="Symbol" w:hAnsi="Symbol" w:cs="Symbol" w:hint="default"/>
+      </w:rPr>
+    </w:lvl>
+    <w:lvl w:ilvl="2">
+      <w:start w:val="1"/>
+      <w:numFmt w:val="bullet"/>
+      <w:lvlText w:val=""/>
+      <w:lvlJc w:val="left"/>
+      <w:pPr>
+        <w:tabs>
+          <w:tab w:val="num" w:pos="2127"/>
+        </w:tabs>
+        <w:ind w:left="2127" w:hanging="283"/>
+      </w:pPr>
+      <w:rPr>
+        <w:rFonts w:ascii="Symbol" w:hAnsi="Symbol" w:cs="Symbol" w:hint="default"/>
+      </w:rPr>
+    </w:lvl>
+    <w:lvl w:ilvl="3">
+      <w:start w:val="1"/>
+      <w:numFmt w:val="bullet"/>
+      <w:lvlText w:val=""/>
+      <w:lvlJc w:val="left"/>
+      <w:pPr>
+        <w:tabs>
+          <w:tab w:val="num" w:pos="2836"/>
+        </w:tabs>
+        <w:ind w:left="2836" w:hanging="283"/>
+      </w:pPr>
+      <w:rPr>
+        <w:rFonts w:ascii="Symbol" w:hAnsi="Symbol" w:cs="Symbol" w:hint="default"/>
+      </w:rPr>
+    </w:lvl>
+    <w:lvl w:ilvl="4">
+      <w:start w:val="1"/>
+      <w:numFmt w:val="bullet"/>
+      <w:lvlText w:val=""/>
+      <w:lvlJc w:val="left"/>
+      <w:pPr>
+        <w:tabs>
+          <w:tab w:val="num" w:pos="3545"/>
+        </w:tabs>
+        <w:ind w:left="3545" w:hanging="283"/>
+      </w:pPr>
+      <w:rPr>
+        <w:rFonts w:ascii="Symbol" w:hAnsi="Symbol" w:cs="Symbol" w:hint="default"/>
+      </w:rPr>
+    </w:lvl>
+    <w:lvl w:ilvl="5">
+      <w:start w:val="1"/>
+      <w:numFmt w:val="bullet"/>
+      <w:lvlText w:val=""/>
+      <w:lvlJc w:val="left"/>
+      <w:pPr>
+        <w:tabs>
+          <w:tab w:val="num" w:pos="4254"/>
+        </w:tabs>
+        <w:ind w:left="4254" w:hanging="283"/>
+      </w:pPr>
+      <w:rPr>
+        <w:rFonts w:ascii="Symbol" w:hAnsi="Symbol" w:cs="Symbol" w:hint="default"/>
+      </w:rPr>
+    </w:lvl>
+    <w:lvl w:ilvl="6">
+      <w:start w:val="1"/>
+      <w:numFmt w:val="bullet"/>
+      <w:lvlText w:val=""/>
+      <w:lvlJc w:val="left"/>
+      <w:pPr>
+        <w:tabs>
+          <w:tab w:val="num" w:pos="4963"/>
+        </w:tabs>
+        <w:ind w:left="4963" w:hanging="283"/>
+      </w:pPr>
+      <w:rPr>
+        <w:rFonts w:ascii="Symbol" w:hAnsi="Symbol" w:cs="Symbol" w:hint="default"/>
+      </w:rPr>
+    </w:lvl>
+    <w:lvl w:ilvl="7">
+      <w:start w:val="1"/>
+      <w:numFmt w:val="bullet"/>
+      <w:lvlText w:val=""/>
+      <w:lvlJc w:val="left"/>
+      <w:pPr>
+        <w:tabs>
+          <w:tab w:val="num" w:pos="5672"/>
+        </w:tabs>
+        <w:ind w:left="5672" w:hanging="283"/>
+      </w:pPr>
+      <w:rPr>
+        <w:rFonts w:ascii="Symbol" w:hAnsi="Symbol" w:cs="Symbol" w:hint="default"/>
+      </w:rPr>
+    </w:lvl>
+    <w:lvl w:ilvl="8">
+      <w:start w:val="1"/>
+      <w:numFmt w:val="bullet"/>
+      <w:lvlText w:val=""/>
+      <w:lvlJc w:val="left"/>
+      <w:pPr>
+        <w:tabs>
+          <w:tab w:val="num" w:pos="6381"/>
+        </w:tabs>
+        <w:ind w:left="6381" w:hanging="283"/>
+      </w:pPr>
+      <w:rPr>
+        <w:rFonts w:ascii="Symbol" w:hAnsi="Symbol" w:cs="Symbol" w:hint="default"/>
+      </w:rPr>
+    </w:lvl>
+  </w:abstractNum>
+  <w:abstractNum w:abstractNumId="5">
+    <w:lvl w:ilvl="0">
+      <w:start w:val="1"/>
+      <w:numFmt w:val="bullet"/>
+      <w:lvlText w:val=""/>
+      <w:lvlJc w:val="left"/>
+      <w:pPr>
+        <w:tabs>
+          <w:tab w:val="num" w:pos="709"/>
+        </w:tabs>
+        <w:ind w:left="709" w:hanging="283"/>
+      </w:pPr>
+      <w:rPr>
+        <w:rFonts w:ascii="Symbol" w:hAnsi="Symbol" w:cs="Symbol" w:hint="default"/>
+      </w:rPr>
+    </w:lvl>
+    <w:lvl w:ilvl="1">
+      <w:start w:val="1"/>
+      <w:numFmt w:val="bullet"/>
+      <w:lvlText w:val=""/>
+      <w:lvlJc w:val="left"/>
+      <w:pPr>
+        <w:tabs>
+          <w:tab w:val="num" w:pos="1418"/>
+        </w:tabs>
+        <w:ind w:left="1418" w:hanging="283"/>
+      </w:pPr>
+      <w:rPr>
+        <w:rFonts w:ascii="Symbol" w:hAnsi="Symbol" w:cs="Symbol" w:hint="default"/>
+      </w:rPr>
+    </w:lvl>
+    <w:lvl w:ilvl="2">
+      <w:start w:val="1"/>
+      <w:numFmt w:val="bullet"/>
+      <w:lvlText w:val=""/>
+      <w:lvlJc w:val="left"/>
+      <w:pPr>
+        <w:tabs>
+          <w:tab w:val="num" w:pos="2127"/>
+        </w:tabs>
+        <w:ind w:left="2127" w:hanging="283"/>
+      </w:pPr>
+      <w:rPr>
+        <w:rFonts w:ascii="Symbol" w:hAnsi="Symbol" w:cs="Symbol" w:hint="default"/>
+      </w:rPr>
+    </w:lvl>
+    <w:lvl w:ilvl="3">
+      <w:start w:val="1"/>
+      <w:numFmt w:val="bullet"/>
+      <w:lvlText w:val=""/>
+      <w:lvlJc w:val="left"/>
+      <w:pPr>
+        <w:tabs>
+          <w:tab w:val="num" w:pos="2836"/>
+        </w:tabs>
+        <w:ind w:left="2836" w:hanging="283"/>
+      </w:pPr>
+      <w:rPr>
+        <w:rFonts w:ascii="Symbol" w:hAnsi="Symbol" w:cs="Symbol" w:hint="default"/>
+      </w:rPr>
+    </w:lvl>
+    <w:lvl w:ilvl="4">
+      <w:start w:val="1"/>
+      <w:numFmt w:val="bullet"/>
+      <w:lvlText w:val=""/>
+      <w:lvlJc w:val="left"/>
+      <w:pPr>
+        <w:tabs>
+          <w:tab w:val="num" w:pos="3545"/>
+        </w:tabs>
+        <w:ind w:left="3545" w:hanging="283"/>
+      </w:pPr>
+      <w:rPr>
+        <w:rFonts w:ascii="Symbol" w:hAnsi="Symbol" w:cs="Symbol" w:hint="default"/>
+      </w:rPr>
+    </w:lvl>
+    <w:lvl w:ilvl="5">
+      <w:start w:val="1"/>
+      <w:numFmt w:val="bullet"/>
+      <w:lvlText w:val=""/>
+      <w:lvlJc w:val="left"/>
+      <w:pPr>
+        <w:tabs>
+          <w:tab w:val="num" w:pos="4254"/>
+        </w:tabs>
+        <w:ind w:left="4254" w:hanging="283"/>
+      </w:pPr>
+      <w:rPr>
+        <w:rFonts w:ascii="Symbol" w:hAnsi="Symbol" w:cs="Symbol" w:hint="default"/>
+      </w:rPr>
+    </w:lvl>
+    <w:lvl w:ilvl="6">
+      <w:start w:val="1"/>
+      <w:numFmt w:val="bullet"/>
+      <w:lvlText w:val=""/>
+      <w:lvlJc w:val="left"/>
+      <w:pPr>
+        <w:tabs>
+          <w:tab w:val="num" w:pos="4963"/>
+        </w:tabs>
+        <w:ind w:left="4963" w:hanging="283"/>
+      </w:pPr>
+      <w:rPr>
+        <w:rFonts w:ascii="Symbol" w:hAnsi="Symbol" w:cs="Symbol" w:hint="default"/>
+      </w:rPr>
+    </w:lvl>
+    <w:lvl w:ilvl="7">
+      <w:start w:val="1"/>
+      <w:numFmt w:val="bullet"/>
+      <w:lvlText w:val=""/>
+      <w:lvlJc w:val="left"/>
+      <w:pPr>
+        <w:tabs>
+          <w:tab w:val="num" w:pos="5672"/>
+        </w:tabs>
+        <w:ind w:left="5672" w:hanging="283"/>
+      </w:pPr>
+      <w:rPr>
+        <w:rFonts w:ascii="Symbol" w:hAnsi="Symbol" w:cs="Symbol" w:hint="default"/>
+      </w:rPr>
+    </w:lvl>
+    <w:lvl w:ilvl="8">
+      <w:start w:val="1"/>
+      <w:numFmt w:val="bullet"/>
+      <w:lvlText w:val=""/>
+      <w:lvlJc w:val="left"/>
+      <w:pPr>
+        <w:tabs>
+          <w:tab w:val="num" w:pos="6381"/>
+        </w:tabs>
+        <w:ind w:left="6381" w:hanging="283"/>
+      </w:pPr>
+      <w:rPr>
+        <w:rFonts w:ascii="Symbol" w:hAnsi="Symbol" w:cs="Symbol" w:hint="default"/>
+      </w:rPr>
+    </w:lvl>
+  </w:abstractNum>
+  <w:abstractNum w:abstractNumId="6">
+    <w:lvl w:ilvl="0">
+      <w:start w:val="1"/>
+      <w:numFmt w:val="bullet"/>
+      <w:lvlText w:val=""/>
+      <w:lvlJc w:val="left"/>
+      <w:pPr>
+        <w:tabs>
+          <w:tab w:val="num" w:pos="709"/>
+        </w:tabs>
+        <w:ind w:left="709" w:hanging="283"/>
+      </w:pPr>
+      <w:rPr>
+        <w:rFonts w:ascii="Symbol" w:hAnsi="Symbol" w:cs="Symbol" w:hint="default"/>
+      </w:rPr>
+    </w:lvl>
+    <w:lvl w:ilvl="1">
+      <w:start w:val="1"/>
+      <w:numFmt w:val="bullet"/>
+      <w:lvlText w:val=""/>
+      <w:lvlJc w:val="left"/>
+      <w:pPr>
+        <w:tabs>
+          <w:tab w:val="num" w:pos="1418"/>
+        </w:tabs>
+        <w:ind w:left="1418" w:hanging="283"/>
+      </w:pPr>
+      <w:rPr>
+        <w:rFonts w:ascii="Symbol" w:hAnsi="Symbol" w:cs="Symbol" w:hint="default"/>
+      </w:rPr>
+    </w:lvl>
+    <w:lvl w:ilvl="2">
+      <w:start w:val="1"/>
+      <w:numFmt w:val="bullet"/>
+      <w:lvlText w:val=""/>
+      <w:lvlJc w:val="left"/>
+      <w:pPr>
+        <w:tabs>
+          <w:tab w:val="num" w:pos="2127"/>
+        </w:tabs>
+        <w:ind w:left="2127" w:hanging="283"/>
+      </w:pPr>
+      <w:rPr>
+        <w:rFonts w:ascii="Symbol" w:hAnsi="Symbol" w:cs="Symbol" w:hint="default"/>
+      </w:rPr>
+    </w:lvl>
+    <w:lvl w:ilvl="3">
+      <w:start w:val="1"/>
+      <w:numFmt w:val="bullet"/>
+      <w:lvlText w:val=""/>
+      <w:lvlJc w:val="left"/>
+      <w:pPr>
+        <w:tabs>
+          <w:tab w:val="num" w:pos="2836"/>
+        </w:tabs>
+        <w:ind w:left="2836" w:hanging="283"/>
+      </w:pPr>
+      <w:rPr>
+        <w:rFonts w:ascii="Symbol" w:hAnsi="Symbol" w:cs="Symbol" w:hint="default"/>
+      </w:rPr>
+    </w:lvl>
+    <w:lvl w:ilvl="4">
+      <w:start w:val="1"/>
+      <w:numFmt w:val="bullet"/>
+      <w:lvlText w:val=""/>
+      <w:lvlJc w:val="left"/>
+      <w:pPr>
+        <w:tabs>
+          <w:tab w:val="num" w:pos="3545"/>
+        </w:tabs>
+        <w:ind w:left="3545" w:hanging="283"/>
+      </w:pPr>
+      <w:rPr>
+        <w:rFonts w:ascii="Symbol" w:hAnsi="Symbol" w:cs="Symbol" w:hint="default"/>
+      </w:rPr>
+    </w:lvl>
+    <w:lvl w:ilvl="5">
+      <w:start w:val="1"/>
+      <w:numFmt w:val="bullet"/>
+      <w:lvlText w:val=""/>
+      <w:lvlJc w:val="left"/>
+      <w:pPr>
+        <w:tabs>
+          <w:tab w:val="num" w:pos="4254"/>
+        </w:tabs>
+        <w:ind w:left="4254" w:hanging="283"/>
+      </w:pPr>
+      <w:rPr>
+        <w:rFonts w:ascii="Symbol" w:hAnsi="Symbol" w:cs="Symbol" w:hint="default"/>
+      </w:rPr>
+    </w:lvl>
+    <w:lvl w:ilvl="6">
+      <w:start w:val="1"/>
+      <w:numFmt w:val="bullet"/>
+      <w:lvlText w:val=""/>
+      <w:lvlJc w:val="left"/>
+      <w:pPr>
+        <w:tabs>
+          <w:tab w:val="num" w:pos="4963"/>
+        </w:tabs>
+        <w:ind w:left="4963" w:hanging="283"/>
+      </w:pPr>
+      <w:rPr>
+        <w:rFonts w:ascii="Symbol" w:hAnsi="Symbol" w:cs="Symbol" w:hint="default"/>
+      </w:rPr>
+    </w:lvl>
+    <w:lvl w:ilvl="7">
+      <w:start w:val="1"/>
+      <w:numFmt w:val="bullet"/>
+      <w:lvlText w:val=""/>
+      <w:lvlJc w:val="left"/>
+      <w:pPr>
+        <w:tabs>
+          <w:tab w:val="num" w:pos="5672"/>
+        </w:tabs>
+        <w:ind w:left="5672" w:hanging="283"/>
+      </w:pPr>
+      <w:rPr>
+        <w:rFonts w:ascii="Symbol" w:hAnsi="Symbol" w:cs="Symbol" w:hint="default"/>
+      </w:rPr>
+    </w:lvl>
+    <w:lvl w:ilvl="8">
+      <w:start w:val="1"/>
+      <w:numFmt w:val="bullet"/>
+      <w:lvlText w:val=""/>
+      <w:lvlJc w:val="left"/>
+      <w:pPr>
+        <w:tabs>
+          <w:tab w:val="num" w:pos="6381"/>
+        </w:tabs>
+        <w:ind w:left="6381" w:hanging="283"/>
+      </w:pPr>
+      <w:rPr>
+        <w:rFonts w:ascii="Symbol" w:hAnsi="Symbol" w:cs="Symbol" w:hint="default"/>
+      </w:rPr>
+    </w:lvl>
+  </w:abstractNum>
+  <w:abstractNum w:abstractNumId="7">
     <w:lvl w:ilvl="0">
       <w:start w:val="1"/>
       <w:numFmt w:val="none"/>
@@ -2091,6 +3773,21 @@
   </w:num>
   <w:num w:numId="2">
     <w:abstractNumId w:val="2"/>
+  </w:num>
+  <w:num w:numId="3">
+    <w:abstractNumId w:val="3"/>
+  </w:num>
+  <w:num w:numId="4">
+    <w:abstractNumId w:val="4"/>
+  </w:num>
+  <w:num w:numId="5">
+    <w:abstractNumId w:val="5"/>
+  </w:num>
+  <w:num w:numId="6">
+    <w:abstractNumId w:val="6"/>
+  </w:num>
+  <w:num w:numId="7">
+    <w:abstractNumId w:val="7"/>
   </w:num>
 </w:numbering>
 </file>
